--- a/Project/Project.8.20/CRM_캠페인_분석보고서.docx
+++ b/Project/Project.8.20/CRM_캠페인_분석보고서.docx
@@ -577,6 +577,9 @@
         </w:tc>
       </w:tr>
       <w:tr>
+        <w:trPr>
+          <w:cantSplit/>
+        </w:trPr>
         <w:tc>
           <w:tcPr>
             <w:tcW w:type="dxa" w:w="900"/>
@@ -707,6 +710,9 @@
         </w:tc>
       </w:tr>
       <w:tr>
+        <w:trPr>
+          <w:cantSplit/>
+        </w:trPr>
         <w:tc>
           <w:tcPr>
             <w:tcW w:type="dxa" w:w="900"/>
@@ -838,6 +844,9 @@
         </w:tc>
       </w:tr>
       <w:tr>
+        <w:trPr>
+          <w:cantSplit/>
+        </w:trPr>
         <w:tc>
           <w:tcPr>
             <w:tcW w:type="dxa" w:w="900"/>
@@ -968,6 +977,9 @@
         </w:tc>
       </w:tr>
       <w:tr>
+        <w:trPr>
+          <w:cantSplit/>
+        </w:trPr>
         <w:tc>
           <w:tcPr>
             <w:tcW w:type="dxa" w:w="900"/>
@@ -1153,6 +1165,23 @@
     </w:p>
     <w:p>
       <w:pPr>
+        <w:pStyle w:val="Heading2"/>
+        <w:spacing w:after="120" w:before="300"/>
+      </w:pPr>
+      <w:r>
+        <w:rPr>
+          <w:rFonts w:ascii="맑은 고딕" w:cs="맑은 고딕" w:eastAsia="맑은 고딕" w:hAnsi="맑은 고딕"/>
+          <w:b/>
+          <w:bCs/>
+          <w:color w:val="2E74B5"/>
+          <w:sz w:val="24"/>
+          <w:szCs w:val="24"/>
+        </w:rPr>
+        <w:t xml:space="preserve">6.1 클러스터링 방법론</w:t>
+      </w:r>
+    </w:p>
+    <w:p>
+      <w:pPr>
         <w:spacing w:after="140" w:line="300"/>
       </w:pPr>
       <w:r>
@@ -1161,12 +1190,63 @@
           <w:sz w:val="21"/>
           <w:szCs w:val="21"/>
         </w:rPr>
-        <w:t xml:space="preserve">인구통계·행동 피처(연령, 소득, 자녀수, 최근성, 총지출, 총구매횟수, 웹방문수, 딜구매횟수) 8개를 투입한 K-means(K=4)로 세그먼트를 도출했다. 결과 유출 방지를 위해 참여이력(AnyAccepted)과 Response는 클러스터링에서 제외하고 사후 프로파일링에만 사용했다.</w:t>
+        <w:t xml:space="preserve">인구통계·행동 피처 8개(연령, 소득, 자녀수, 최근성, 총지출, 총구매횟수, 웹방문수, 딜구매횟수)를 표준화(z-score)한 뒤, 8차원 공간에서 K-means(K=4)로 세그먼트를 기계적으로 도출했다. 세그먼트는 소득이나 참여율 같은 특정 기준을 미리 정해 나눈 것이 아니라, 8개 피처 전체를 동시에 고려해 거리가 가까운 고객끼리 알고리즘이 묶은 결과다.</w:t>
+      </w:r>
+    </w:p>
+    <w:p>
+      <w:pPr>
+        <w:spacing w:after="140" w:line="300"/>
+      </w:pPr>
+      <w:r>
+        <w:rPr>
+          <w:rFonts w:ascii="맑은 고딕" w:cs="맑은 고딕" w:eastAsia="맑은 고딕" w:hAnsi="맑은 고딕"/>
+          <w:sz w:val="21"/>
+          <w:szCs w:val="21"/>
+        </w:rPr>
+        <w:t xml:space="preserve">참여이력(AnyAccepted)과 Response는 결과 유출을 방지하기 위해 클러스터링 입력에서 제외했다. 두 변수는 세그먼트가 확정된 이후, 각 세그먼트의 반응 패턴을 확인하는 사후 프로파일링에만 사용했다. 아래 세그먼트 이름은 각 그룹에서 실제로 값이 크게 벌어진(|z-score|&gt;0.5) 피처를 기준으로 사후에 붙인 요약 명칭이며, 참여율은 이름 결정에 사용하지 않았다.</w:t>
+      </w:r>
+    </w:p>
+    <w:p>
+      <w:pPr>
+        <w:pBdr>
+          <w:left w:val="single" w:color="2E74B5" w:sz="24" w:space="8"/>
+        </w:pBdr>
+        <w:shd w:fill="F2F2F2" w:val="clear"/>
+        <w:spacing w:after="200" w:before="100"/>
+        <w:ind w:left="200"/>
+      </w:pPr>
+      <w:r>
+        <w:rPr>
+          <w:rFonts w:ascii="맑은 고딕" w:cs="맑은 고딕" w:eastAsia="맑은 고딕" w:hAnsi="맑은 고딕"/>
+          <w:i/>
+          <w:iCs/>
+          <w:color w:val="666666"/>
+          <w:sz w:val="20"/>
+          <w:szCs w:val="20"/>
+        </w:rPr>
+        <w:t xml:space="preserve">주의: 세그먼트 간 분리도는 균일하지 않다. 클러스터 중심 간 유클리드 거리는 Ⅰ-Ⅱ 3.88(가장 이질적)부터 Ⅰ-Ⅲ 1.93(가장 유사)까지 폭넓게 분포한다. 실루엣 계수는 K=2에서 가장 높아(0.30), K=4는 해석 가능한 스토리를 위한 선택이지 데이터가 4개 군집을 강하게 요구하는 것은 아니다.</w:t>
+      </w:r>
+    </w:p>
+    <w:p>
+      <w:pPr>
+        <w:pStyle w:val="Heading2"/>
+        <w:spacing w:after="120" w:before="300"/>
+      </w:pPr>
+      <w:r>
+        <w:rPr>
+          <w:rFonts w:ascii="맑은 고딕" w:cs="맑은 고딕" w:eastAsia="맑은 고딕" w:hAnsi="맑은 고딕"/>
+          <w:b/>
+          <w:bCs/>
+          <w:color w:val="2E74B5"/>
+          <w:sz w:val="24"/>
+          <w:szCs w:val="24"/>
+        </w:rPr>
+        <w:t xml:space="preserve">6.2 세그먼트 전체 프로파일 (클러스터링 투입 8개 피처)</w:t>
       </w:r>
     </w:p>
     <w:tbl>
       <w:tblPr>
-        <w:tblW w:type="dxa" w:w="10700"/>
+        <w:tblW w:type="dxa" w:w="8900"/>
         <w:tblBorders>
           <w:top w:val="single" w:color="auto" w:sz="4"/>
           <w:left w:val="single" w:color="auto" w:sz="4"/>
@@ -1177,13 +1257,15 @@
         </w:tblBorders>
       </w:tblPr>
       <w:tblGrid>
-        <w:gridCol w:w="1100"/>
+        <w:gridCol w:w="1750"/>
+        <w:gridCol w:w="650"/>
+        <w:gridCol w:w="850"/>
+        <w:gridCol w:w="1200"/>
+        <w:gridCol w:w="700"/>
+        <w:gridCol w:w="700"/>
+        <w:gridCol w:w="1000"/>
+        <w:gridCol w:w="1150"/>
         <w:gridCol w:w="900"/>
-        <w:gridCol w:w="1600"/>
-        <w:gridCol w:w="1600"/>
-        <w:gridCol w:w="1600"/>
-        <w:gridCol w:w="1900"/>
-        <w:gridCol w:w="2000"/>
       </w:tblGrid>
       <w:tr>
         <w:trPr>
@@ -1191,7 +1273,7 @@
         </w:trPr>
         <w:tc>
           <w:tcPr>
-            <w:tcW w:type="dxa" w:w="1100"/>
+            <w:tcW w:type="dxa" w:w="1750"/>
             <w:shd w:fill="1F3864" w:val="clear"/>
             <w:tcMar>
               <w:top w:type="dxa" w:w="80"/>
@@ -1210,8 +1292,8 @@
                 <w:b/>
                 <w:bCs/>
                 <w:color w:val="FFFFFF"/>
-                <w:sz w:val="19"/>
-                <w:szCs w:val="19"/>
+                <w:sz w:val="17"/>
+                <w:szCs w:val="17"/>
               </w:rPr>
               <w:t xml:space="preserve">세그먼트</w:t>
             </w:r>
@@ -1219,7 +1301,7 @@
         </w:tc>
         <w:tc>
           <w:tcPr>
-            <w:tcW w:type="dxa" w:w="900"/>
+            <w:tcW w:type="dxa" w:w="650"/>
             <w:shd w:fill="1F3864" w:val="clear"/>
             <w:tcMar>
               <w:top w:type="dxa" w:w="80"/>
@@ -1238,8 +1320,8 @@
                 <w:b/>
                 <w:bCs/>
                 <w:color w:val="FFFFFF"/>
-                <w:sz w:val="19"/>
-                <w:szCs w:val="19"/>
+                <w:sz w:val="17"/>
+                <w:szCs w:val="17"/>
               </w:rPr>
               <w:t xml:space="preserve">n</w:t>
             </w:r>
@@ -1247,7 +1329,7 @@
         </w:tc>
         <w:tc>
           <w:tcPr>
-            <w:tcW w:type="dxa" w:w="1600"/>
+            <w:tcW w:type="dxa" w:w="850"/>
             <w:shd w:fill="1F3864" w:val="clear"/>
             <w:tcMar>
               <w:top w:type="dxa" w:w="80"/>
@@ -1266,16 +1348,16 @@
                 <w:b/>
                 <w:bCs/>
                 <w:color w:val="FFFFFF"/>
-                <w:sz w:val="19"/>
-                <w:szCs w:val="19"/>
-              </w:rPr>
-              <w:t xml:space="preserve">평균연령</w:t>
-            </w:r>
-          </w:p>
-        </w:tc>
-        <w:tc>
-          <w:tcPr>
-            <w:tcW w:type="dxa" w:w="1600"/>
+                <w:sz w:val="17"/>
+                <w:szCs w:val="17"/>
+              </w:rPr>
+              <w:t xml:space="preserve">연령</w:t>
+            </w:r>
+          </w:p>
+        </w:tc>
+        <w:tc>
+          <w:tcPr>
+            <w:tcW w:type="dxa" w:w="1200"/>
             <w:shd w:fill="1F3864" w:val="clear"/>
             <w:tcMar>
               <w:top w:type="dxa" w:w="80"/>
@@ -1294,16 +1376,16 @@
                 <w:b/>
                 <w:bCs/>
                 <w:color w:val="FFFFFF"/>
-                <w:sz w:val="19"/>
-                <w:szCs w:val="19"/>
-              </w:rPr>
-              <w:t xml:space="preserve">평균소득(＄)</w:t>
-            </w:r>
-          </w:p>
-        </w:tc>
-        <w:tc>
-          <w:tcPr>
-            <w:tcW w:type="dxa" w:w="1600"/>
+                <w:sz w:val="17"/>
+                <w:szCs w:val="17"/>
+              </w:rPr>
+              <w:t xml:space="preserve">소득(＄)</w:t>
+            </w:r>
+          </w:p>
+        </w:tc>
+        <w:tc>
+          <w:tcPr>
+            <w:tcW w:type="dxa" w:w="700"/>
             <w:shd w:fill="1F3864" w:val="clear"/>
             <w:tcMar>
               <w:top w:type="dxa" w:w="80"/>
@@ -1322,16 +1404,16 @@
                 <w:b/>
                 <w:bCs/>
                 <w:color w:val="FFFFFF"/>
-                <w:sz w:val="19"/>
-                <w:szCs w:val="19"/>
-              </w:rPr>
-              <w:t xml:space="preserve">평균지출(＄)</w:t>
-            </w:r>
-          </w:p>
-        </w:tc>
-        <w:tc>
-          <w:tcPr>
-            <w:tcW w:type="dxa" w:w="1900"/>
+                <w:sz w:val="17"/>
+                <w:szCs w:val="17"/>
+              </w:rPr>
+              <w:t xml:space="preserve">자녀수</w:t>
+            </w:r>
+          </w:p>
+        </w:tc>
+        <w:tc>
+          <w:tcPr>
+            <w:tcW w:type="dxa" w:w="700"/>
             <w:shd w:fill="1F3864" w:val="clear"/>
             <w:tcMar>
               <w:top w:type="dxa" w:w="80"/>
@@ -1350,16 +1432,16 @@
                 <w:b/>
                 <w:bCs/>
                 <w:color w:val="FFFFFF"/>
-                <w:sz w:val="19"/>
-                <w:szCs w:val="19"/>
-              </w:rPr>
-              <w:t xml:space="preserve">AnyAcc=1 반응률</w:t>
-            </w:r>
-          </w:p>
-        </w:tc>
-        <w:tc>
-          <w:tcPr>
-            <w:tcW w:type="dxa" w:w="2000"/>
+                <w:sz w:val="17"/>
+                <w:szCs w:val="17"/>
+              </w:rPr>
+              <w:t xml:space="preserve">최근성</w:t>
+            </w:r>
+          </w:p>
+        </w:tc>
+        <w:tc>
+          <w:tcPr>
+            <w:tcW w:type="dxa" w:w="1000"/>
             <w:shd w:fill="1F3864" w:val="clear"/>
             <w:tcMar>
               <w:top w:type="dxa" w:w="80"/>
@@ -1378,39 +1460,288 @@
                 <w:b/>
                 <w:bCs/>
                 <w:color w:val="FFFFFF"/>
-                <w:sz w:val="19"/>
-                <w:szCs w:val="19"/>
-              </w:rPr>
-              <w:t xml:space="preserve">AnyAcc=0 반응률</w:t>
+                <w:sz w:val="17"/>
+                <w:szCs w:val="17"/>
+              </w:rPr>
+              <w:t xml:space="preserve">총지출(＄)</w:t>
+            </w:r>
+          </w:p>
+        </w:tc>
+        <w:tc>
+          <w:tcPr>
+            <w:tcW w:type="dxa" w:w="1150"/>
+            <w:shd w:fill="1F3864" w:val="clear"/>
+            <w:tcMar>
+              <w:top w:type="dxa" w:w="80"/>
+              <w:left w:type="dxa" w:w="100"/>
+              <w:bottom w:type="dxa" w:w="80"/>
+              <w:right w:type="dxa" w:w="100"/>
+            </w:tcMar>
+          </w:tcPr>
+          <w:p>
+            <w:pPr>
+              <w:jc w:val="center"/>
+            </w:pPr>
+            <w:r>
+              <w:rPr>
+                <w:rFonts w:ascii="맑은 고딕" w:cs="맑은 고딕" w:eastAsia="맑은 고딕" w:hAnsi="맑은 고딕"/>
+                <w:b/>
+                <w:bCs/>
+                <w:color w:val="FFFFFF"/>
+                <w:sz w:val="17"/>
+                <w:szCs w:val="17"/>
+              </w:rPr>
+              <w:t xml:space="preserve">총구매횟수</w:t>
+            </w:r>
+          </w:p>
+        </w:tc>
+        <w:tc>
+          <w:tcPr>
+            <w:tcW w:type="dxa" w:w="900"/>
+            <w:shd w:fill="1F3864" w:val="clear"/>
+            <w:tcMar>
+              <w:top w:type="dxa" w:w="80"/>
+              <w:left w:type="dxa" w:w="100"/>
+              <w:bottom w:type="dxa" w:w="80"/>
+              <w:right w:type="dxa" w:w="100"/>
+            </w:tcMar>
+          </w:tcPr>
+          <w:p>
+            <w:pPr>
+              <w:jc w:val="center"/>
+            </w:pPr>
+            <w:r>
+              <w:rPr>
+                <w:rFonts w:ascii="맑은 고딕" w:cs="맑은 고딕" w:eastAsia="맑은 고딕" w:hAnsi="맑은 고딕"/>
+                <w:b/>
+                <w:bCs/>
+                <w:color w:val="FFFFFF"/>
+                <w:sz w:val="17"/>
+                <w:szCs w:val="17"/>
+              </w:rPr>
+              <w:t xml:space="preserve">웹방문수</w:t>
             </w:r>
           </w:p>
         </w:tc>
       </w:tr>
       <w:tr>
-        <w:tc>
-          <w:tcPr>
-            <w:tcW w:type="dxa" w:w="1100"/>
-            <w:tcMar>
-              <w:top w:type="dxa" w:w="80"/>
-              <w:left w:type="dxa" w:w="100"/>
-              <w:bottom w:type="dxa" w:w="80"/>
-              <w:right w:type="dxa" w:w="100"/>
-            </w:tcMar>
-          </w:tcPr>
-          <w:p>
-            <w:pPr>
-              <w:jc w:val="center"/>
-            </w:pPr>
-            <w:r>
-              <w:rPr>
-                <w:rFonts w:ascii="맑은 고딕" w:cs="맑은 고딕" w:eastAsia="맑은 고딕" w:hAnsi="맑은 고딕"/>
-                <w:b w:val="false"/>
-                <w:bCs w:val="false"/>
-                <w:color w:val="000000"/>
-                <w:sz w:val="19"/>
-                <w:szCs w:val="19"/>
-              </w:rPr>
-              <w:t xml:space="preserve">A (고소득·고참여)</w:t>
+        <w:trPr>
+          <w:cantSplit/>
+        </w:trPr>
+        <w:tc>
+          <w:tcPr>
+            <w:tcW w:type="dxa" w:w="1750"/>
+            <w:tcMar>
+              <w:top w:type="dxa" w:w="80"/>
+              <w:left w:type="dxa" w:w="100"/>
+              <w:bottom w:type="dxa" w:w="80"/>
+              <w:right w:type="dxa" w:w="100"/>
+            </w:tcMar>
+          </w:tcPr>
+          <w:p>
+            <w:pPr>
+              <w:jc w:val="center"/>
+            </w:pPr>
+            <w:r>
+              <w:rPr>
+                <w:rFonts w:ascii="맑은 고딕" w:cs="맑은 고딕" w:eastAsia="맑은 고딕" w:hAnsi="맑은 고딕"/>
+                <w:b w:val="false"/>
+                <w:bCs w:val="false"/>
+                <w:color w:val="000000"/>
+                <w:sz w:val="17"/>
+                <w:szCs w:val="17"/>
+              </w:rPr>
+              <w:t xml:space="preserve">Ⅰ. 저소득·저구매형
+(웹방문 잦음, 젊음)</w:t>
+            </w:r>
+          </w:p>
+        </w:tc>
+        <w:tc>
+          <w:tcPr>
+            <w:tcW w:type="dxa" w:w="650"/>
+            <w:tcMar>
+              <w:top w:type="dxa" w:w="80"/>
+              <w:left w:type="dxa" w:w="100"/>
+              <w:bottom w:type="dxa" w:w="80"/>
+              <w:right w:type="dxa" w:w="100"/>
+            </w:tcMar>
+          </w:tcPr>
+          <w:p>
+            <w:pPr>
+              <w:jc w:val="center"/>
+            </w:pPr>
+            <w:r>
+              <w:rPr>
+                <w:rFonts w:ascii="맑은 고딕" w:cs="맑은 고딕" w:eastAsia="맑은 고딕" w:hAnsi="맑은 고딕"/>
+                <w:b w:val="false"/>
+                <w:bCs w:val="false"/>
+                <w:color w:val="000000"/>
+                <w:sz w:val="17"/>
+                <w:szCs w:val="17"/>
+              </w:rPr>
+              <w:t xml:space="preserve">578</w:t>
+            </w:r>
+          </w:p>
+        </w:tc>
+        <w:tc>
+          <w:tcPr>
+            <w:tcW w:type="dxa" w:w="850"/>
+            <w:tcMar>
+              <w:top w:type="dxa" w:w="80"/>
+              <w:left w:type="dxa" w:w="100"/>
+              <w:bottom w:type="dxa" w:w="80"/>
+              <w:right w:type="dxa" w:w="100"/>
+            </w:tcMar>
+          </w:tcPr>
+          <w:p>
+            <w:pPr>
+              <w:jc w:val="center"/>
+            </w:pPr>
+            <w:r>
+              <w:rPr>
+                <w:rFonts w:ascii="맑은 고딕" w:cs="맑은 고딕" w:eastAsia="맑은 고딕" w:hAnsi="맑은 고딕"/>
+                <w:b w:val="false"/>
+                <w:bCs w:val="false"/>
+                <w:color w:val="000000"/>
+                <w:sz w:val="17"/>
+                <w:szCs w:val="17"/>
+              </w:rPr>
+              <w:t xml:space="preserve">36.9세</w:t>
+            </w:r>
+          </w:p>
+        </w:tc>
+        <w:tc>
+          <w:tcPr>
+            <w:tcW w:type="dxa" w:w="1200"/>
+            <w:tcMar>
+              <w:top w:type="dxa" w:w="80"/>
+              <w:left w:type="dxa" w:w="100"/>
+              <w:bottom w:type="dxa" w:w="80"/>
+              <w:right w:type="dxa" w:w="100"/>
+            </w:tcMar>
+          </w:tcPr>
+          <w:p>
+            <w:pPr>
+              <w:jc w:val="center"/>
+            </w:pPr>
+            <w:r>
+              <w:rPr>
+                <w:rFonts w:ascii="맑은 고딕" w:cs="맑은 고딕" w:eastAsia="맑은 고딕" w:hAnsi="맑은 고딕"/>
+                <w:b w:val="false"/>
+                <w:bCs w:val="false"/>
+                <w:color w:val="000000"/>
+                <w:sz w:val="17"/>
+                <w:szCs w:val="17"/>
+              </w:rPr>
+              <w:t xml:space="preserve">30,686</w:t>
+            </w:r>
+          </w:p>
+        </w:tc>
+        <w:tc>
+          <w:tcPr>
+            <w:tcW w:type="dxa" w:w="700"/>
+            <w:tcMar>
+              <w:top w:type="dxa" w:w="80"/>
+              <w:left w:type="dxa" w:w="100"/>
+              <w:bottom w:type="dxa" w:w="80"/>
+              <w:right w:type="dxa" w:w="100"/>
+            </w:tcMar>
+          </w:tcPr>
+          <w:p>
+            <w:pPr>
+              <w:jc w:val="center"/>
+            </w:pPr>
+            <w:r>
+              <w:rPr>
+                <w:rFonts w:ascii="맑은 고딕" w:cs="맑은 고딕" w:eastAsia="맑은 고딕" w:hAnsi="맑은 고딕"/>
+                <w:b w:val="false"/>
+                <w:bCs w:val="false"/>
+                <w:color w:val="000000"/>
+                <w:sz w:val="17"/>
+                <w:szCs w:val="17"/>
+              </w:rPr>
+              <w:t xml:space="preserve">0.8</w:t>
+            </w:r>
+          </w:p>
+        </w:tc>
+        <w:tc>
+          <w:tcPr>
+            <w:tcW w:type="dxa" w:w="700"/>
+            <w:tcMar>
+              <w:top w:type="dxa" w:w="80"/>
+              <w:left w:type="dxa" w:w="100"/>
+              <w:bottom w:type="dxa" w:w="80"/>
+              <w:right w:type="dxa" w:w="100"/>
+            </w:tcMar>
+          </w:tcPr>
+          <w:p>
+            <w:pPr>
+              <w:jc w:val="center"/>
+            </w:pPr>
+            <w:r>
+              <w:rPr>
+                <w:rFonts w:ascii="맑은 고딕" w:cs="맑은 고딕" w:eastAsia="맑은 고딕" w:hAnsi="맑은 고딕"/>
+                <w:b w:val="false"/>
+                <w:bCs w:val="false"/>
+                <w:color w:val="000000"/>
+                <w:sz w:val="17"/>
+                <w:szCs w:val="17"/>
+              </w:rPr>
+              <w:t xml:space="preserve">47.3</w:t>
+            </w:r>
+          </w:p>
+        </w:tc>
+        <w:tc>
+          <w:tcPr>
+            <w:tcW w:type="dxa" w:w="1000"/>
+            <w:tcMar>
+              <w:top w:type="dxa" w:w="80"/>
+              <w:left w:type="dxa" w:w="100"/>
+              <w:bottom w:type="dxa" w:w="80"/>
+              <w:right w:type="dxa" w:w="100"/>
+            </w:tcMar>
+          </w:tcPr>
+          <w:p>
+            <w:pPr>
+              <w:jc w:val="center"/>
+            </w:pPr>
+            <w:r>
+              <w:rPr>
+                <w:rFonts w:ascii="맑은 고딕" w:cs="맑은 고딕" w:eastAsia="맑은 고딕" w:hAnsi="맑은 고딕"/>
+                <w:b w:val="false"/>
+                <w:bCs w:val="false"/>
+                <w:color w:val="000000"/>
+                <w:sz w:val="17"/>
+                <w:szCs w:val="17"/>
+              </w:rPr>
+              <w:t xml:space="preserve">109</w:t>
+            </w:r>
+          </w:p>
+        </w:tc>
+        <w:tc>
+          <w:tcPr>
+            <w:tcW w:type="dxa" w:w="1150"/>
+            <w:tcMar>
+              <w:top w:type="dxa" w:w="80"/>
+              <w:left w:type="dxa" w:w="100"/>
+              <w:bottom w:type="dxa" w:w="80"/>
+              <w:right w:type="dxa" w:w="100"/>
+            </w:tcMar>
+          </w:tcPr>
+          <w:p>
+            <w:pPr>
+              <w:jc w:val="center"/>
+            </w:pPr>
+            <w:r>
+              <w:rPr>
+                <w:rFonts w:ascii="맑은 고딕" w:cs="맑은 고딕" w:eastAsia="맑은 고딕" w:hAnsi="맑은 고딕"/>
+                <w:b w:val="false"/>
+                <w:bCs w:val="false"/>
+                <w:color w:val="000000"/>
+                <w:sz w:val="17"/>
+                <w:szCs w:val="17"/>
+              </w:rPr>
+              <w:t xml:space="preserve">6.1</w:t>
             </w:r>
           </w:p>
         </w:tc>
@@ -1434,174 +1765,232 @@
                 <w:b w:val="false"/>
                 <w:bCs w:val="false"/>
                 <w:color w:val="000000"/>
-                <w:sz w:val="19"/>
-                <w:szCs w:val="19"/>
-              </w:rPr>
-              <w:t xml:space="preserve">615</w:t>
-            </w:r>
-          </w:p>
-        </w:tc>
-        <w:tc>
-          <w:tcPr>
-            <w:tcW w:type="dxa" w:w="1600"/>
-            <w:tcMar>
-              <w:top w:type="dxa" w:w="80"/>
-              <w:left w:type="dxa" w:w="100"/>
-              <w:bottom w:type="dxa" w:w="80"/>
-              <w:right w:type="dxa" w:w="100"/>
-            </w:tcMar>
-          </w:tcPr>
-          <w:p>
-            <w:pPr>
-              <w:jc w:val="center"/>
-            </w:pPr>
-            <w:r>
-              <w:rPr>
-                <w:rFonts w:ascii="맑은 고딕" w:cs="맑은 고딕" w:eastAsia="맑은 고딕" w:hAnsi="맑은 고딕"/>
-                <w:b w:val="false"/>
-                <w:bCs w:val="false"/>
-                <w:color w:val="000000"/>
-                <w:sz w:val="19"/>
-                <w:szCs w:val="19"/>
-              </w:rPr>
-              <w:t xml:space="preserve">46.7세</w:t>
-            </w:r>
-          </w:p>
-        </w:tc>
-        <w:tc>
-          <w:tcPr>
-            <w:tcW w:type="dxa" w:w="1600"/>
-            <w:tcMar>
-              <w:top w:type="dxa" w:w="80"/>
-              <w:left w:type="dxa" w:w="100"/>
-              <w:bottom w:type="dxa" w:w="80"/>
-              <w:right w:type="dxa" w:w="100"/>
-            </w:tcMar>
-          </w:tcPr>
-          <w:p>
-            <w:pPr>
-              <w:jc w:val="center"/>
-            </w:pPr>
-            <w:r>
-              <w:rPr>
-                <w:rFonts w:ascii="맑은 고딕" w:cs="맑은 고딕" w:eastAsia="맑은 고딕" w:hAnsi="맑은 고딕"/>
-                <w:b w:val="false"/>
-                <w:bCs w:val="false"/>
-                <w:color w:val="000000"/>
-                <w:sz w:val="19"/>
-                <w:szCs w:val="19"/>
-              </w:rPr>
-              <w:t xml:space="preserve">74,869</w:t>
-            </w:r>
-          </w:p>
-        </w:tc>
-        <w:tc>
-          <w:tcPr>
-            <w:tcW w:type="dxa" w:w="1600"/>
-            <w:tcMar>
-              <w:top w:type="dxa" w:w="80"/>
-              <w:left w:type="dxa" w:w="100"/>
-              <w:bottom w:type="dxa" w:w="80"/>
-              <w:right w:type="dxa" w:w="100"/>
-            </w:tcMar>
-          </w:tcPr>
-          <w:p>
-            <w:pPr>
-              <w:jc w:val="center"/>
-            </w:pPr>
-            <w:r>
-              <w:rPr>
-                <w:rFonts w:ascii="맑은 고딕" w:cs="맑은 고딕" w:eastAsia="맑은 고딕" w:hAnsi="맑은 고딕"/>
-                <w:b w:val="false"/>
-                <w:bCs w:val="false"/>
-                <w:color w:val="000000"/>
-                <w:sz w:val="19"/>
-                <w:szCs w:val="19"/>
-              </w:rPr>
-              <w:t xml:space="preserve">1,273</w:t>
-            </w:r>
-          </w:p>
-        </w:tc>
-        <w:tc>
-          <w:tcPr>
-            <w:tcW w:type="dxa" w:w="1900"/>
-            <w:tcMar>
-              <w:top w:type="dxa" w:w="80"/>
-              <w:left w:type="dxa" w:w="100"/>
-              <w:bottom w:type="dxa" w:w="80"/>
-              <w:right w:type="dxa" w:w="100"/>
-            </w:tcMar>
-          </w:tcPr>
-          <w:p>
-            <w:pPr>
-              <w:jc w:val="center"/>
-            </w:pPr>
-            <w:r>
-              <w:rPr>
-                <w:rFonts w:ascii="맑은 고딕" w:cs="맑은 고딕" w:eastAsia="맑은 고딕" w:hAnsi="맑은 고딕"/>
-                <w:b w:val="false"/>
-                <w:bCs w:val="false"/>
-                <w:color w:val="000000"/>
-                <w:sz w:val="19"/>
-                <w:szCs w:val="19"/>
-              </w:rPr>
-              <w:t xml:space="preserve">46.6%</w:t>
-            </w:r>
-          </w:p>
-        </w:tc>
-        <w:tc>
-          <w:tcPr>
-            <w:tcW w:type="dxa" w:w="2000"/>
-            <w:tcMar>
-              <w:top w:type="dxa" w:w="80"/>
-              <w:left w:type="dxa" w:w="100"/>
-              <w:bottom w:type="dxa" w:w="80"/>
-              <w:right w:type="dxa" w:w="100"/>
-            </w:tcMar>
-          </w:tcPr>
-          <w:p>
-            <w:pPr>
-              <w:jc w:val="center"/>
-            </w:pPr>
-            <w:r>
-              <w:rPr>
-                <w:rFonts w:ascii="맑은 고딕" w:cs="맑은 고딕" w:eastAsia="맑은 고딕" w:hAnsi="맑은 고딕"/>
-                <w:b w:val="false"/>
-                <w:bCs w:val="false"/>
-                <w:color w:val="000000"/>
-                <w:sz w:val="19"/>
-                <w:szCs w:val="19"/>
-              </w:rPr>
-              <w:t xml:space="preserve">12.1%</w:t>
+                <w:sz w:val="17"/>
+                <w:szCs w:val="17"/>
+              </w:rPr>
+              <w:t xml:space="preserve">6.8</w:t>
             </w:r>
           </w:p>
         </w:tc>
       </w:tr>
       <w:tr>
-        <w:tc>
-          <w:tcPr>
-            <w:tcW w:type="dxa" w:w="1100"/>
-            <w:tcMar>
-              <w:top w:type="dxa" w:w="80"/>
-              <w:left w:type="dxa" w:w="100"/>
-              <w:bottom w:type="dxa" w:w="80"/>
-              <w:right w:type="dxa" w:w="100"/>
-            </w:tcMar>
-          </w:tcPr>
-          <w:p>
-            <w:pPr>
-              <w:jc w:val="center"/>
-            </w:pPr>
-            <w:r>
-              <w:rPr>
-                <w:rFonts w:ascii="맑은 고딕" w:cs="맑은 고딕" w:eastAsia="맑은 고딕" w:hAnsi="맑은 고딕"/>
-                <w:b w:val="false"/>
-                <w:bCs w:val="false"/>
-                <w:color w:val="000000"/>
-                <w:sz w:val="19"/>
-                <w:szCs w:val="19"/>
-              </w:rPr>
-              <w:t xml:space="preserve">B (저소득·젊음)</w:t>
+        <w:trPr>
+          <w:cantSplit/>
+        </w:trPr>
+        <w:tc>
+          <w:tcPr>
+            <w:tcW w:type="dxa" w:w="1750"/>
+            <w:tcMar>
+              <w:top w:type="dxa" w:w="80"/>
+              <w:left w:type="dxa" w:w="100"/>
+              <w:bottom w:type="dxa" w:w="80"/>
+              <w:right w:type="dxa" w:w="100"/>
+            </w:tcMar>
+          </w:tcPr>
+          <w:p>
+            <w:pPr>
+              <w:jc w:val="center"/>
+            </w:pPr>
+            <w:r>
+              <w:rPr>
+                <w:rFonts w:ascii="맑은 고딕" w:cs="맑은 고딕" w:eastAsia="맑은 고딕" w:hAnsi="맑은 고딕"/>
+                <w:b w:val="false"/>
+                <w:bCs w:val="false"/>
+                <w:color w:val="000000"/>
+                <w:sz w:val="17"/>
+                <w:szCs w:val="17"/>
+              </w:rPr>
+              <w:t xml:space="preserve">Ⅱ. 고소득·고지출형
+(웹방문 적음)</w:t>
+            </w:r>
+          </w:p>
+        </w:tc>
+        <w:tc>
+          <w:tcPr>
+            <w:tcW w:type="dxa" w:w="650"/>
+            <w:tcMar>
+              <w:top w:type="dxa" w:w="80"/>
+              <w:left w:type="dxa" w:w="100"/>
+              <w:bottom w:type="dxa" w:w="80"/>
+              <w:right w:type="dxa" w:w="100"/>
+            </w:tcMar>
+          </w:tcPr>
+          <w:p>
+            <w:pPr>
+              <w:jc w:val="center"/>
+            </w:pPr>
+            <w:r>
+              <w:rPr>
+                <w:rFonts w:ascii="맑은 고딕" w:cs="맑은 고딕" w:eastAsia="맑은 고딕" w:hAnsi="맑은 고딕"/>
+                <w:b w:val="false"/>
+                <w:bCs w:val="false"/>
+                <w:color w:val="000000"/>
+                <w:sz w:val="17"/>
+                <w:szCs w:val="17"/>
+              </w:rPr>
+              <w:t xml:space="preserve">615</w:t>
+            </w:r>
+          </w:p>
+        </w:tc>
+        <w:tc>
+          <w:tcPr>
+            <w:tcW w:type="dxa" w:w="850"/>
+            <w:tcMar>
+              <w:top w:type="dxa" w:w="80"/>
+              <w:left w:type="dxa" w:w="100"/>
+              <w:bottom w:type="dxa" w:w="80"/>
+              <w:right w:type="dxa" w:w="100"/>
+            </w:tcMar>
+          </w:tcPr>
+          <w:p>
+            <w:pPr>
+              <w:jc w:val="center"/>
+            </w:pPr>
+            <w:r>
+              <w:rPr>
+                <w:rFonts w:ascii="맑은 고딕" w:cs="맑은 고딕" w:eastAsia="맑은 고딕" w:hAnsi="맑은 고딕"/>
+                <w:b w:val="false"/>
+                <w:bCs w:val="false"/>
+                <w:color w:val="000000"/>
+                <w:sz w:val="17"/>
+                <w:szCs w:val="17"/>
+              </w:rPr>
+              <w:t xml:space="preserve">46.7세</w:t>
+            </w:r>
+          </w:p>
+        </w:tc>
+        <w:tc>
+          <w:tcPr>
+            <w:tcW w:type="dxa" w:w="1200"/>
+            <w:tcMar>
+              <w:top w:type="dxa" w:w="80"/>
+              <w:left w:type="dxa" w:w="100"/>
+              <w:bottom w:type="dxa" w:w="80"/>
+              <w:right w:type="dxa" w:w="100"/>
+            </w:tcMar>
+          </w:tcPr>
+          <w:p>
+            <w:pPr>
+              <w:jc w:val="center"/>
+            </w:pPr>
+            <w:r>
+              <w:rPr>
+                <w:rFonts w:ascii="맑은 고딕" w:cs="맑은 고딕" w:eastAsia="맑은 고딕" w:hAnsi="맑은 고딕"/>
+                <w:b w:val="false"/>
+                <w:bCs w:val="false"/>
+                <w:color w:val="000000"/>
+                <w:sz w:val="17"/>
+                <w:szCs w:val="17"/>
+              </w:rPr>
+              <w:t xml:space="preserve">74,869</w:t>
+            </w:r>
+          </w:p>
+        </w:tc>
+        <w:tc>
+          <w:tcPr>
+            <w:tcW w:type="dxa" w:w="700"/>
+            <w:tcMar>
+              <w:top w:type="dxa" w:w="80"/>
+              <w:left w:type="dxa" w:w="100"/>
+              <w:bottom w:type="dxa" w:w="80"/>
+              <w:right w:type="dxa" w:w="100"/>
+            </w:tcMar>
+          </w:tcPr>
+          <w:p>
+            <w:pPr>
+              <w:jc w:val="center"/>
+            </w:pPr>
+            <w:r>
+              <w:rPr>
+                <w:rFonts w:ascii="맑은 고딕" w:cs="맑은 고딕" w:eastAsia="맑은 고딕" w:hAnsi="맑은 고딕"/>
+                <w:b w:val="false"/>
+                <w:bCs w:val="false"/>
+                <w:color w:val="000000"/>
+                <w:sz w:val="17"/>
+                <w:szCs w:val="17"/>
+              </w:rPr>
+              <w:t xml:space="preserve">0.3</w:t>
+            </w:r>
+          </w:p>
+        </w:tc>
+        <w:tc>
+          <w:tcPr>
+            <w:tcW w:type="dxa" w:w="700"/>
+            <w:tcMar>
+              <w:top w:type="dxa" w:w="80"/>
+              <w:left w:type="dxa" w:w="100"/>
+              <w:bottom w:type="dxa" w:w="80"/>
+              <w:right w:type="dxa" w:w="100"/>
+            </w:tcMar>
+          </w:tcPr>
+          <w:p>
+            <w:pPr>
+              <w:jc w:val="center"/>
+            </w:pPr>
+            <w:r>
+              <w:rPr>
+                <w:rFonts w:ascii="맑은 고딕" w:cs="맑은 고딕" w:eastAsia="맑은 고딕" w:hAnsi="맑은 고딕"/>
+                <w:b w:val="false"/>
+                <w:bCs w:val="false"/>
+                <w:color w:val="000000"/>
+                <w:sz w:val="17"/>
+                <w:szCs w:val="17"/>
+              </w:rPr>
+              <w:t xml:space="preserve">49.1</w:t>
+            </w:r>
+          </w:p>
+        </w:tc>
+        <w:tc>
+          <w:tcPr>
+            <w:tcW w:type="dxa" w:w="1000"/>
+            <w:tcMar>
+              <w:top w:type="dxa" w:w="80"/>
+              <w:left w:type="dxa" w:w="100"/>
+              <w:bottom w:type="dxa" w:w="80"/>
+              <w:right w:type="dxa" w:w="100"/>
+            </w:tcMar>
+          </w:tcPr>
+          <w:p>
+            <w:pPr>
+              <w:jc w:val="center"/>
+            </w:pPr>
+            <w:r>
+              <w:rPr>
+                <w:rFonts w:ascii="맑은 고딕" w:cs="맑은 고딕" w:eastAsia="맑은 고딕" w:hAnsi="맑은 고딕"/>
+                <w:b w:val="false"/>
+                <w:bCs w:val="false"/>
+                <w:color w:val="000000"/>
+                <w:sz w:val="17"/>
+                <w:szCs w:val="17"/>
+              </w:rPr>
+              <w:t xml:space="preserve">1,273</w:t>
+            </w:r>
+          </w:p>
+        </w:tc>
+        <w:tc>
+          <w:tcPr>
+            <w:tcW w:type="dxa" w:w="1150"/>
+            <w:tcMar>
+              <w:top w:type="dxa" w:w="80"/>
+              <w:left w:type="dxa" w:w="100"/>
+              <w:bottom w:type="dxa" w:w="80"/>
+              <w:right w:type="dxa" w:w="100"/>
+            </w:tcMar>
+          </w:tcPr>
+          <w:p>
+            <w:pPr>
+              <w:jc w:val="center"/>
+            </w:pPr>
+            <w:r>
+              <w:rPr>
+                <w:rFonts w:ascii="맑은 고딕" w:cs="맑은 고딕" w:eastAsia="맑은 고딕" w:hAnsi="맑은 고딕"/>
+                <w:b w:val="false"/>
+                <w:bCs w:val="false"/>
+                <w:color w:val="000000"/>
+                <w:sz w:val="17"/>
+                <w:szCs w:val="17"/>
+              </w:rPr>
+              <w:t xml:space="preserve">19.0</w:t>
             </w:r>
           </w:p>
         </w:tc>
@@ -1625,174 +2014,232 @@
                 <w:b w:val="false"/>
                 <w:bCs w:val="false"/>
                 <w:color w:val="000000"/>
-                <w:sz w:val="19"/>
-                <w:szCs w:val="19"/>
-              </w:rPr>
-              <w:t xml:space="preserve">579</w:t>
-            </w:r>
-          </w:p>
-        </w:tc>
-        <w:tc>
-          <w:tcPr>
-            <w:tcW w:type="dxa" w:w="1600"/>
-            <w:tcMar>
-              <w:top w:type="dxa" w:w="80"/>
-              <w:left w:type="dxa" w:w="100"/>
-              <w:bottom w:type="dxa" w:w="80"/>
-              <w:right w:type="dxa" w:w="100"/>
-            </w:tcMar>
-          </w:tcPr>
-          <w:p>
-            <w:pPr>
-              <w:jc w:val="center"/>
-            </w:pPr>
-            <w:r>
-              <w:rPr>
-                <w:rFonts w:ascii="맑은 고딕" w:cs="맑은 고딕" w:eastAsia="맑은 고딕" w:hAnsi="맑은 고딕"/>
-                <w:b w:val="false"/>
-                <w:bCs w:val="false"/>
-                <w:color w:val="000000"/>
-                <w:sz w:val="19"/>
-                <w:szCs w:val="19"/>
-              </w:rPr>
-              <w:t xml:space="preserve">36.9세</w:t>
-            </w:r>
-          </w:p>
-        </w:tc>
-        <w:tc>
-          <w:tcPr>
-            <w:tcW w:type="dxa" w:w="1600"/>
-            <w:tcMar>
-              <w:top w:type="dxa" w:w="80"/>
-              <w:left w:type="dxa" w:w="100"/>
-              <w:bottom w:type="dxa" w:w="80"/>
-              <w:right w:type="dxa" w:w="100"/>
-            </w:tcMar>
-          </w:tcPr>
-          <w:p>
-            <w:pPr>
-              <w:jc w:val="center"/>
-            </w:pPr>
-            <w:r>
-              <w:rPr>
-                <w:rFonts w:ascii="맑은 고딕" w:cs="맑은 고딕" w:eastAsia="맑은 고딕" w:hAnsi="맑은 고딕"/>
-                <w:b w:val="false"/>
-                <w:bCs w:val="false"/>
-                <w:color w:val="000000"/>
-                <w:sz w:val="19"/>
-                <w:szCs w:val="19"/>
-              </w:rPr>
-              <w:t xml:space="preserve">30,711</w:t>
-            </w:r>
-          </w:p>
-        </w:tc>
-        <w:tc>
-          <w:tcPr>
-            <w:tcW w:type="dxa" w:w="1600"/>
-            <w:tcMar>
-              <w:top w:type="dxa" w:w="80"/>
-              <w:left w:type="dxa" w:w="100"/>
-              <w:bottom w:type="dxa" w:w="80"/>
-              <w:right w:type="dxa" w:w="100"/>
-            </w:tcMar>
-          </w:tcPr>
-          <w:p>
-            <w:pPr>
-              <w:jc w:val="center"/>
-            </w:pPr>
-            <w:r>
-              <w:rPr>
-                <w:rFonts w:ascii="맑은 고딕" w:cs="맑은 고딕" w:eastAsia="맑은 고딕" w:hAnsi="맑은 고딕"/>
-                <w:b w:val="false"/>
-                <w:bCs w:val="false"/>
-                <w:color w:val="000000"/>
-                <w:sz w:val="19"/>
-                <w:szCs w:val="19"/>
-              </w:rPr>
-              <w:t xml:space="preserve">109</w:t>
-            </w:r>
-          </w:p>
-        </w:tc>
-        <w:tc>
-          <w:tcPr>
-            <w:tcW w:type="dxa" w:w="1900"/>
-            <w:tcMar>
-              <w:top w:type="dxa" w:w="80"/>
-              <w:left w:type="dxa" w:w="100"/>
-              <w:bottom w:type="dxa" w:w="80"/>
-              <w:right w:type="dxa" w:w="100"/>
-            </w:tcMar>
-          </w:tcPr>
-          <w:p>
-            <w:pPr>
-              <w:jc w:val="center"/>
-            </w:pPr>
-            <w:r>
-              <w:rPr>
-                <w:rFonts w:ascii="맑은 고딕" w:cs="맑은 고딕" w:eastAsia="맑은 고딕" w:hAnsi="맑은 고딕"/>
-                <w:b w:val="false"/>
-                <w:bCs w:val="false"/>
-                <w:color w:val="000000"/>
-                <w:sz w:val="19"/>
-                <w:szCs w:val="19"/>
-              </w:rPr>
-              <w:t xml:space="preserve">48.1%</w:t>
-            </w:r>
-          </w:p>
-        </w:tc>
-        <w:tc>
-          <w:tcPr>
-            <w:tcW w:type="dxa" w:w="2000"/>
-            <w:tcMar>
-              <w:top w:type="dxa" w:w="80"/>
-              <w:left w:type="dxa" w:w="100"/>
-              <w:bottom w:type="dxa" w:w="80"/>
-              <w:right w:type="dxa" w:w="100"/>
-            </w:tcMar>
-          </w:tcPr>
-          <w:p>
-            <w:pPr>
-              <w:jc w:val="center"/>
-            </w:pPr>
-            <w:r>
-              <w:rPr>
-                <w:rFonts w:ascii="맑은 고딕" w:cs="맑은 고딕" w:eastAsia="맑은 고딕" w:hAnsi="맑은 고딕"/>
-                <w:b w:val="false"/>
-                <w:bCs w:val="false"/>
-                <w:color w:val="000000"/>
-                <w:sz w:val="19"/>
-                <w:szCs w:val="19"/>
-              </w:rPr>
-              <w:t xml:space="preserve">8.2%</w:t>
+                <w:sz w:val="17"/>
+                <w:szCs w:val="17"/>
+              </w:rPr>
+              <w:t xml:space="preserve">2.9</w:t>
             </w:r>
           </w:p>
         </w:tc>
       </w:tr>
       <w:tr>
-        <w:tc>
-          <w:tcPr>
-            <w:tcW w:type="dxa" w:w="1100"/>
-            <w:tcMar>
-              <w:top w:type="dxa" w:w="80"/>
-              <w:left w:type="dxa" w:w="100"/>
-              <w:bottom w:type="dxa" w:w="80"/>
-              <w:right w:type="dxa" w:w="100"/>
-            </w:tcMar>
-          </w:tcPr>
-          <w:p>
-            <w:pPr>
-              <w:jc w:val="center"/>
-            </w:pPr>
-            <w:r>
-              <w:rPr>
-                <w:rFonts w:ascii="맑은 고딕" w:cs="맑은 고딕" w:eastAsia="맑은 고딕" w:hAnsi="맑은 고딕"/>
-                <w:b w:val="false"/>
-                <w:bCs w:val="false"/>
-                <w:color w:val="000000"/>
-                <w:sz w:val="19"/>
-                <w:szCs w:val="19"/>
-              </w:rPr>
-              <w:t xml:space="preserve">C (중고소득)</w:t>
+        <w:trPr>
+          <w:cantSplit/>
+        </w:trPr>
+        <w:tc>
+          <w:tcPr>
+            <w:tcW w:type="dxa" w:w="1750"/>
+            <w:tcMar>
+              <w:top w:type="dxa" w:w="80"/>
+              <w:left w:type="dxa" w:w="100"/>
+              <w:bottom w:type="dxa" w:w="80"/>
+              <w:right w:type="dxa" w:w="100"/>
+            </w:tcMar>
+          </w:tcPr>
+          <w:p>
+            <w:pPr>
+              <w:jc w:val="center"/>
+            </w:pPr>
+            <w:r>
+              <w:rPr>
+                <w:rFonts w:ascii="맑은 고딕" w:cs="맑은 고딕" w:eastAsia="맑은 고딕" w:hAnsi="맑은 고딕"/>
+                <w:b w:val="false"/>
+                <w:bCs w:val="false"/>
+                <w:color w:val="000000"/>
+                <w:sz w:val="17"/>
+                <w:szCs w:val="17"/>
+              </w:rPr>
+              <w:t xml:space="preserve">Ⅲ. 자녀다수·저구매형
+(중저소득)</w:t>
+            </w:r>
+          </w:p>
+        </w:tc>
+        <w:tc>
+          <w:tcPr>
+            <w:tcW w:type="dxa" w:w="650"/>
+            <w:tcMar>
+              <w:top w:type="dxa" w:w="80"/>
+              <w:left w:type="dxa" w:w="100"/>
+              <w:bottom w:type="dxa" w:w="80"/>
+              <w:right w:type="dxa" w:w="100"/>
+            </w:tcMar>
+          </w:tcPr>
+          <w:p>
+            <w:pPr>
+              <w:jc w:val="center"/>
+            </w:pPr>
+            <w:r>
+              <w:rPr>
+                <w:rFonts w:ascii="맑은 고딕" w:cs="맑은 고딕" w:eastAsia="맑은 고딕" w:hAnsi="맑은 고딕"/>
+                <w:b w:val="false"/>
+                <w:bCs w:val="false"/>
+                <w:color w:val="000000"/>
+                <w:sz w:val="17"/>
+                <w:szCs w:val="17"/>
+              </w:rPr>
+              <w:t xml:space="preserve">407</w:t>
+            </w:r>
+          </w:p>
+        </w:tc>
+        <w:tc>
+          <w:tcPr>
+            <w:tcW w:type="dxa" w:w="850"/>
+            <w:tcMar>
+              <w:top w:type="dxa" w:w="80"/>
+              <w:left w:type="dxa" w:w="100"/>
+              <w:bottom w:type="dxa" w:w="80"/>
+              <w:right w:type="dxa" w:w="100"/>
+            </w:tcMar>
+          </w:tcPr>
+          <w:p>
+            <w:pPr>
+              <w:jc w:val="center"/>
+            </w:pPr>
+            <w:r>
+              <w:rPr>
+                <w:rFonts w:ascii="맑은 고딕" w:cs="맑은 고딕" w:eastAsia="맑은 고딕" w:hAnsi="맑은 고딕"/>
+                <w:b w:val="false"/>
+                <w:bCs w:val="false"/>
+                <w:color w:val="000000"/>
+                <w:sz w:val="17"/>
+                <w:szCs w:val="17"/>
+              </w:rPr>
+              <w:t xml:space="preserve">51.3세</w:t>
+            </w:r>
+          </w:p>
+        </w:tc>
+        <w:tc>
+          <w:tcPr>
+            <w:tcW w:type="dxa" w:w="1200"/>
+            <w:tcMar>
+              <w:top w:type="dxa" w:w="80"/>
+              <w:left w:type="dxa" w:w="100"/>
+              <w:bottom w:type="dxa" w:w="80"/>
+              <w:right w:type="dxa" w:w="100"/>
+            </w:tcMar>
+          </w:tcPr>
+          <w:p>
+            <w:pPr>
+              <w:jc w:val="center"/>
+            </w:pPr>
+            <w:r>
+              <w:rPr>
+                <w:rFonts w:ascii="맑은 고딕" w:cs="맑은 고딕" w:eastAsia="맑은 고딕" w:hAnsi="맑은 고딕"/>
+                <w:b w:val="false"/>
+                <w:bCs w:val="false"/>
+                <w:color w:val="000000"/>
+                <w:sz w:val="17"/>
+                <w:szCs w:val="17"/>
+              </w:rPr>
+              <w:t xml:space="preserve">42,220</w:t>
+            </w:r>
+          </w:p>
+        </w:tc>
+        <w:tc>
+          <w:tcPr>
+            <w:tcW w:type="dxa" w:w="700"/>
+            <w:tcMar>
+              <w:top w:type="dxa" w:w="80"/>
+              <w:left w:type="dxa" w:w="100"/>
+              <w:bottom w:type="dxa" w:w="80"/>
+              <w:right w:type="dxa" w:w="100"/>
+            </w:tcMar>
+          </w:tcPr>
+          <w:p>
+            <w:pPr>
+              <w:jc w:val="center"/>
+            </w:pPr>
+            <w:r>
+              <w:rPr>
+                <w:rFonts w:ascii="맑은 고딕" w:cs="맑은 고딕" w:eastAsia="맑은 고딕" w:hAnsi="맑은 고딕"/>
+                <w:b w:val="false"/>
+                <w:bCs w:val="false"/>
+                <w:color w:val="000000"/>
+                <w:sz w:val="17"/>
+                <w:szCs w:val="17"/>
+              </w:rPr>
+              <w:t xml:space="preserve">1.8</w:t>
+            </w:r>
+          </w:p>
+        </w:tc>
+        <w:tc>
+          <w:tcPr>
+            <w:tcW w:type="dxa" w:w="700"/>
+            <w:tcMar>
+              <w:top w:type="dxa" w:w="80"/>
+              <w:left w:type="dxa" w:w="100"/>
+              <w:bottom w:type="dxa" w:w="80"/>
+              <w:right w:type="dxa" w:w="100"/>
+            </w:tcMar>
+          </w:tcPr>
+          <w:p>
+            <w:pPr>
+              <w:jc w:val="center"/>
+            </w:pPr>
+            <w:r>
+              <w:rPr>
+                <w:rFonts w:ascii="맑은 고딕" w:cs="맑은 고딕" w:eastAsia="맑은 고딕" w:hAnsi="맑은 고딕"/>
+                <w:b w:val="false"/>
+                <w:bCs w:val="false"/>
+                <w:color w:val="000000"/>
+                <w:sz w:val="17"/>
+                <w:szCs w:val="17"/>
+              </w:rPr>
+              <w:t xml:space="preserve">51.8</w:t>
+            </w:r>
+          </w:p>
+        </w:tc>
+        <w:tc>
+          <w:tcPr>
+            <w:tcW w:type="dxa" w:w="1000"/>
+            <w:tcMar>
+              <w:top w:type="dxa" w:w="80"/>
+              <w:left w:type="dxa" w:w="100"/>
+              <w:bottom w:type="dxa" w:w="80"/>
+              <w:right w:type="dxa" w:w="100"/>
+            </w:tcMar>
+          </w:tcPr>
+          <w:p>
+            <w:pPr>
+              <w:jc w:val="center"/>
+            </w:pPr>
+            <w:r>
+              <w:rPr>
+                <w:rFonts w:ascii="맑은 고딕" w:cs="맑은 고딕" w:eastAsia="맑은 고딕" w:hAnsi="맑은 고딕"/>
+                <w:b w:val="false"/>
+                <w:bCs w:val="false"/>
+                <w:color w:val="000000"/>
+                <w:sz w:val="17"/>
+                <w:szCs w:val="17"/>
+              </w:rPr>
+              <w:t xml:space="preserve">125</w:t>
+            </w:r>
+          </w:p>
+        </w:tc>
+        <w:tc>
+          <w:tcPr>
+            <w:tcW w:type="dxa" w:w="1150"/>
+            <w:tcMar>
+              <w:top w:type="dxa" w:w="80"/>
+              <w:left w:type="dxa" w:w="100"/>
+              <w:bottom w:type="dxa" w:w="80"/>
+              <w:right w:type="dxa" w:w="100"/>
+            </w:tcMar>
+          </w:tcPr>
+          <w:p>
+            <w:pPr>
+              <w:jc w:val="center"/>
+            </w:pPr>
+            <w:r>
+              <w:rPr>
+                <w:rFonts w:ascii="맑은 고딕" w:cs="맑은 고딕" w:eastAsia="맑은 고딕" w:hAnsi="맑은 고딕"/>
+                <w:b w:val="false"/>
+                <w:bCs w:val="false"/>
+                <w:color w:val="000000"/>
+                <w:sz w:val="17"/>
+                <w:szCs w:val="17"/>
+              </w:rPr>
+              <w:t xml:space="preserve">6.6</w:t>
             </w:r>
           </w:p>
         </w:tc>
@@ -1816,174 +2263,231 @@
                 <w:b w:val="false"/>
                 <w:bCs w:val="false"/>
                 <w:color w:val="000000"/>
-                <w:sz w:val="19"/>
-                <w:szCs w:val="19"/>
-              </w:rPr>
-              <w:t xml:space="preserve">435</w:t>
-            </w:r>
-          </w:p>
-        </w:tc>
-        <w:tc>
-          <w:tcPr>
-            <w:tcW w:type="dxa" w:w="1600"/>
-            <w:tcMar>
-              <w:top w:type="dxa" w:w="80"/>
-              <w:left w:type="dxa" w:w="100"/>
-              <w:bottom w:type="dxa" w:w="80"/>
-              <w:right w:type="dxa" w:w="100"/>
-            </w:tcMar>
-          </w:tcPr>
-          <w:p>
-            <w:pPr>
-              <w:jc w:val="center"/>
-            </w:pPr>
-            <w:r>
-              <w:rPr>
-                <w:rFonts w:ascii="맑은 고딕" w:cs="맑은 고딕" w:eastAsia="맑은 고딕" w:hAnsi="맑은 고딕"/>
-                <w:b w:val="false"/>
-                <w:bCs w:val="false"/>
-                <w:color w:val="000000"/>
-                <w:sz w:val="19"/>
-                <w:szCs w:val="19"/>
-              </w:rPr>
-              <w:t xml:space="preserve">48.1세</w:t>
-            </w:r>
-          </w:p>
-        </w:tc>
-        <w:tc>
-          <w:tcPr>
-            <w:tcW w:type="dxa" w:w="1600"/>
-            <w:tcMar>
-              <w:top w:type="dxa" w:w="80"/>
-              <w:left w:type="dxa" w:w="100"/>
-              <w:bottom w:type="dxa" w:w="80"/>
-              <w:right w:type="dxa" w:w="100"/>
-            </w:tcMar>
-          </w:tcPr>
-          <w:p>
-            <w:pPr>
-              <w:jc w:val="center"/>
-            </w:pPr>
-            <w:r>
-              <w:rPr>
-                <w:rFonts w:ascii="맑은 고딕" w:cs="맑은 고딕" w:eastAsia="맑은 고딕" w:hAnsi="맑은 고딕"/>
-                <w:b w:val="false"/>
-                <w:bCs w:val="false"/>
-                <w:color w:val="000000"/>
-                <w:sz w:val="19"/>
-                <w:szCs w:val="19"/>
-              </w:rPr>
-              <w:t xml:space="preserve">57,348</w:t>
-            </w:r>
-          </w:p>
-        </w:tc>
-        <w:tc>
-          <w:tcPr>
-            <w:tcW w:type="dxa" w:w="1600"/>
-            <w:tcMar>
-              <w:top w:type="dxa" w:w="80"/>
-              <w:left w:type="dxa" w:w="100"/>
-              <w:bottom w:type="dxa" w:w="80"/>
-              <w:right w:type="dxa" w:w="100"/>
-            </w:tcMar>
-          </w:tcPr>
-          <w:p>
-            <w:pPr>
-              <w:jc w:val="center"/>
-            </w:pPr>
-            <w:r>
-              <w:rPr>
-                <w:rFonts w:ascii="맑은 고딕" w:cs="맑은 고딕" w:eastAsia="맑은 고딕" w:hAnsi="맑은 고딕"/>
-                <w:b w:val="false"/>
-                <w:bCs w:val="false"/>
-                <w:color w:val="000000"/>
-                <w:sz w:val="19"/>
-                <w:szCs w:val="19"/>
-              </w:rPr>
-              <w:t xml:space="preserve">774</w:t>
-            </w:r>
-          </w:p>
-        </w:tc>
-        <w:tc>
-          <w:tcPr>
-            <w:tcW w:type="dxa" w:w="1900"/>
-            <w:tcMar>
-              <w:top w:type="dxa" w:w="80"/>
-              <w:left w:type="dxa" w:w="100"/>
-              <w:bottom w:type="dxa" w:w="80"/>
-              <w:right w:type="dxa" w:w="100"/>
-            </w:tcMar>
-          </w:tcPr>
-          <w:p>
-            <w:pPr>
-              <w:jc w:val="center"/>
-            </w:pPr>
-            <w:r>
-              <w:rPr>
-                <w:rFonts w:ascii="맑은 고딕" w:cs="맑은 고딕" w:eastAsia="맑은 고딕" w:hAnsi="맑은 고딕"/>
-                <w:b w:val="false"/>
-                <w:bCs w:val="false"/>
-                <w:color w:val="000000"/>
-                <w:sz w:val="19"/>
-                <w:szCs w:val="19"/>
-              </w:rPr>
-              <w:t xml:space="preserve">34.9%</w:t>
-            </w:r>
-          </w:p>
-        </w:tc>
-        <w:tc>
-          <w:tcPr>
-            <w:tcW w:type="dxa" w:w="2000"/>
-            <w:tcMar>
-              <w:top w:type="dxa" w:w="80"/>
-              <w:left w:type="dxa" w:w="100"/>
-              <w:bottom w:type="dxa" w:w="80"/>
-              <w:right w:type="dxa" w:w="100"/>
-            </w:tcMar>
-          </w:tcPr>
-          <w:p>
-            <w:pPr>
-              <w:jc w:val="center"/>
-            </w:pPr>
-            <w:r>
-              <w:rPr>
-                <w:rFonts w:ascii="맑은 고딕" w:cs="맑은 고딕" w:eastAsia="맑은 고딕" w:hAnsi="맑은 고딕"/>
-                <w:b w:val="false"/>
-                <w:bCs w:val="false"/>
-                <w:color w:val="000000"/>
-                <w:sz w:val="19"/>
-                <w:szCs w:val="19"/>
-              </w:rPr>
-              <w:t xml:space="preserve">9.7%</w:t>
+                <w:sz w:val="17"/>
+                <w:szCs w:val="17"/>
+              </w:rPr>
+              <w:t xml:space="preserve">5.8</w:t>
             </w:r>
           </w:p>
         </w:tc>
       </w:tr>
       <w:tr>
-        <w:tc>
-          <w:tcPr>
-            <w:tcW w:type="dxa" w:w="1100"/>
-            <w:tcMar>
-              <w:top w:type="dxa" w:w="80"/>
-              <w:left w:type="dxa" w:w="100"/>
-              <w:bottom w:type="dxa" w:w="80"/>
-              <w:right w:type="dxa" w:w="100"/>
-            </w:tcMar>
-          </w:tcPr>
-          <w:p>
-            <w:pPr>
-              <w:jc w:val="center"/>
-            </w:pPr>
-            <w:r>
-              <w:rPr>
-                <w:rFonts w:ascii="맑은 고딕" w:cs="맑은 고딕" w:eastAsia="맑은 고딕" w:hAnsi="맑은 고딕"/>
-                <w:b w:val="false"/>
-                <w:bCs w:val="false"/>
-                <w:color w:val="000000"/>
-                <w:sz w:val="19"/>
-                <w:szCs w:val="19"/>
-              </w:rPr>
-              <w:t xml:space="preserve">D (중저소득·저참여)</w:t>
+        <w:trPr>
+          <w:cantSplit/>
+        </w:trPr>
+        <w:tc>
+          <w:tcPr>
+            <w:tcW w:type="dxa" w:w="1750"/>
+            <w:tcMar>
+              <w:top w:type="dxa" w:w="80"/>
+              <w:left w:type="dxa" w:w="100"/>
+              <w:bottom w:type="dxa" w:w="80"/>
+              <w:right w:type="dxa" w:w="100"/>
+            </w:tcMar>
+          </w:tcPr>
+          <w:p>
+            <w:pPr>
+              <w:jc w:val="center"/>
+            </w:pPr>
+            <w:r>
+              <w:rPr>
+                <w:rFonts w:ascii="맑은 고딕" w:cs="맑은 고딕" w:eastAsia="맑은 고딕" w:hAnsi="맑은 고딕"/>
+                <w:b w:val="false"/>
+                <w:bCs w:val="false"/>
+                <w:color w:val="000000"/>
+                <w:sz w:val="17"/>
+                <w:szCs w:val="17"/>
+              </w:rPr>
+              <w:t xml:space="preserve">Ⅳ. 딜/프로모션 민감형</w:t>
+            </w:r>
+          </w:p>
+        </w:tc>
+        <w:tc>
+          <w:tcPr>
+            <w:tcW w:type="dxa" w:w="650"/>
+            <w:tcMar>
+              <w:top w:type="dxa" w:w="80"/>
+              <w:left w:type="dxa" w:w="100"/>
+              <w:bottom w:type="dxa" w:w="80"/>
+              <w:right w:type="dxa" w:w="100"/>
+            </w:tcMar>
+          </w:tcPr>
+          <w:p>
+            <w:pPr>
+              <w:jc w:val="center"/>
+            </w:pPr>
+            <w:r>
+              <w:rPr>
+                <w:rFonts w:ascii="맑은 고딕" w:cs="맑은 고딕" w:eastAsia="맑은 고딕" w:hAnsi="맑은 고딕"/>
+                <w:b w:val="false"/>
+                <w:bCs w:val="false"/>
+                <w:color w:val="000000"/>
+                <w:sz w:val="17"/>
+                <w:szCs w:val="17"/>
+              </w:rPr>
+              <w:t xml:space="preserve">436</w:t>
+            </w:r>
+          </w:p>
+        </w:tc>
+        <w:tc>
+          <w:tcPr>
+            <w:tcW w:type="dxa" w:w="850"/>
+            <w:tcMar>
+              <w:top w:type="dxa" w:w="80"/>
+              <w:left w:type="dxa" w:w="100"/>
+              <w:bottom w:type="dxa" w:w="80"/>
+              <w:right w:type="dxa" w:w="100"/>
+            </w:tcMar>
+          </w:tcPr>
+          <w:p>
+            <w:pPr>
+              <w:jc w:val="center"/>
+            </w:pPr>
+            <w:r>
+              <w:rPr>
+                <w:rFonts w:ascii="맑은 고딕" w:cs="맑은 고딕" w:eastAsia="맑은 고딕" w:hAnsi="맑은 고딕"/>
+                <w:b w:val="false"/>
+                <w:bCs w:val="false"/>
+                <w:color w:val="000000"/>
+                <w:sz w:val="17"/>
+                <w:szCs w:val="17"/>
+              </w:rPr>
+              <w:t xml:space="preserve">48.1세</w:t>
+            </w:r>
+          </w:p>
+        </w:tc>
+        <w:tc>
+          <w:tcPr>
+            <w:tcW w:type="dxa" w:w="1200"/>
+            <w:tcMar>
+              <w:top w:type="dxa" w:w="80"/>
+              <w:left w:type="dxa" w:w="100"/>
+              <w:bottom w:type="dxa" w:w="80"/>
+              <w:right w:type="dxa" w:w="100"/>
+            </w:tcMar>
+          </w:tcPr>
+          <w:p>
+            <w:pPr>
+              <w:jc w:val="center"/>
+            </w:pPr>
+            <w:r>
+              <w:rPr>
+                <w:rFonts w:ascii="맑은 고딕" w:cs="맑은 고딕" w:eastAsia="맑은 고딕" w:hAnsi="맑은 고딕"/>
+                <w:b w:val="false"/>
+                <w:bCs w:val="false"/>
+                <w:color w:val="000000"/>
+                <w:sz w:val="17"/>
+                <w:szCs w:val="17"/>
+              </w:rPr>
+              <w:t xml:space="preserve">57,309</w:t>
+            </w:r>
+          </w:p>
+        </w:tc>
+        <w:tc>
+          <w:tcPr>
+            <w:tcW w:type="dxa" w:w="700"/>
+            <w:tcMar>
+              <w:top w:type="dxa" w:w="80"/>
+              <w:left w:type="dxa" w:w="100"/>
+              <w:bottom w:type="dxa" w:w="80"/>
+              <w:right w:type="dxa" w:w="100"/>
+            </w:tcMar>
+          </w:tcPr>
+          <w:p>
+            <w:pPr>
+              <w:jc w:val="center"/>
+            </w:pPr>
+            <w:r>
+              <w:rPr>
+                <w:rFonts w:ascii="맑은 고딕" w:cs="맑은 고딕" w:eastAsia="맑은 고딕" w:hAnsi="맑은 고딕"/>
+                <w:b w:val="false"/>
+                <w:bCs w:val="false"/>
+                <w:color w:val="000000"/>
+                <w:sz w:val="17"/>
+                <w:szCs w:val="17"/>
+              </w:rPr>
+              <w:t xml:space="preserve">1.3</w:t>
+            </w:r>
+          </w:p>
+        </w:tc>
+        <w:tc>
+          <w:tcPr>
+            <w:tcW w:type="dxa" w:w="700"/>
+            <w:tcMar>
+              <w:top w:type="dxa" w:w="80"/>
+              <w:left w:type="dxa" w:w="100"/>
+              <w:bottom w:type="dxa" w:w="80"/>
+              <w:right w:type="dxa" w:w="100"/>
+            </w:tcMar>
+          </w:tcPr>
+          <w:p>
+            <w:pPr>
+              <w:jc w:val="center"/>
+            </w:pPr>
+            <w:r>
+              <w:rPr>
+                <w:rFonts w:ascii="맑은 고딕" w:cs="맑은 고딕" w:eastAsia="맑은 고딕" w:hAnsi="맑은 고딕"/>
+                <w:b w:val="false"/>
+                <w:bCs w:val="false"/>
+                <w:color w:val="000000"/>
+                <w:sz w:val="17"/>
+                <w:szCs w:val="17"/>
+              </w:rPr>
+              <w:t xml:space="preserve">48.9</w:t>
+            </w:r>
+          </w:p>
+        </w:tc>
+        <w:tc>
+          <w:tcPr>
+            <w:tcW w:type="dxa" w:w="1000"/>
+            <w:tcMar>
+              <w:top w:type="dxa" w:w="80"/>
+              <w:left w:type="dxa" w:w="100"/>
+              <w:bottom w:type="dxa" w:w="80"/>
+              <w:right w:type="dxa" w:w="100"/>
+            </w:tcMar>
+          </w:tcPr>
+          <w:p>
+            <w:pPr>
+              <w:jc w:val="center"/>
+            </w:pPr>
+            <w:r>
+              <w:rPr>
+                <w:rFonts w:ascii="맑은 고딕" w:cs="맑은 고딕" w:eastAsia="맑은 고딕" w:hAnsi="맑은 고딕"/>
+                <w:b w:val="false"/>
+                <w:bCs w:val="false"/>
+                <w:color w:val="000000"/>
+                <w:sz w:val="17"/>
+                <w:szCs w:val="17"/>
+              </w:rPr>
+              <w:t xml:space="preserve">773</w:t>
+            </w:r>
+          </w:p>
+        </w:tc>
+        <w:tc>
+          <w:tcPr>
+            <w:tcW w:type="dxa" w:w="1150"/>
+            <w:tcMar>
+              <w:top w:type="dxa" w:w="80"/>
+              <w:left w:type="dxa" w:w="100"/>
+              <w:bottom w:type="dxa" w:w="80"/>
+              <w:right w:type="dxa" w:w="100"/>
+            </w:tcMar>
+          </w:tcPr>
+          <w:p>
+            <w:pPr>
+              <w:jc w:val="center"/>
+            </w:pPr>
+            <w:r>
+              <w:rPr>
+                <w:rFonts w:ascii="맑은 고딕" w:cs="맑은 고딕" w:eastAsia="맑은 고딕" w:hAnsi="맑은 고딕"/>
+                <w:b w:val="false"/>
+                <w:bCs w:val="false"/>
+                <w:color w:val="000000"/>
+                <w:sz w:val="17"/>
+                <w:szCs w:val="17"/>
+              </w:rPr>
+              <w:t xml:space="preserve">17.5</w:t>
             </w:r>
           </w:p>
         </w:tc>
@@ -2007,146 +2511,10 @@
                 <w:b w:val="false"/>
                 <w:bCs w:val="false"/>
                 <w:color w:val="000000"/>
-                <w:sz w:val="19"/>
-                <w:szCs w:val="19"/>
-              </w:rPr>
-              <w:t xml:space="preserve">407</w:t>
-            </w:r>
-          </w:p>
-        </w:tc>
-        <w:tc>
-          <w:tcPr>
-            <w:tcW w:type="dxa" w:w="1600"/>
-            <w:tcMar>
-              <w:top w:type="dxa" w:w="80"/>
-              <w:left w:type="dxa" w:w="100"/>
-              <w:bottom w:type="dxa" w:w="80"/>
-              <w:right w:type="dxa" w:w="100"/>
-            </w:tcMar>
-          </w:tcPr>
-          <w:p>
-            <w:pPr>
-              <w:jc w:val="center"/>
-            </w:pPr>
-            <w:r>
-              <w:rPr>
-                <w:rFonts w:ascii="맑은 고딕" w:cs="맑은 고딕" w:eastAsia="맑은 고딕" w:hAnsi="맑은 고딕"/>
-                <w:b w:val="false"/>
-                <w:bCs w:val="false"/>
-                <w:color w:val="000000"/>
-                <w:sz w:val="19"/>
-                <w:szCs w:val="19"/>
-              </w:rPr>
-              <w:t xml:space="preserve">51.3세</w:t>
-            </w:r>
-          </w:p>
-        </w:tc>
-        <w:tc>
-          <w:tcPr>
-            <w:tcW w:type="dxa" w:w="1600"/>
-            <w:tcMar>
-              <w:top w:type="dxa" w:w="80"/>
-              <w:left w:type="dxa" w:w="100"/>
-              <w:bottom w:type="dxa" w:w="80"/>
-              <w:right w:type="dxa" w:w="100"/>
-            </w:tcMar>
-          </w:tcPr>
-          <w:p>
-            <w:pPr>
-              <w:jc w:val="center"/>
-            </w:pPr>
-            <w:r>
-              <w:rPr>
-                <w:rFonts w:ascii="맑은 고딕" w:cs="맑은 고딕" w:eastAsia="맑은 고딕" w:hAnsi="맑은 고딕"/>
-                <w:b w:val="false"/>
-                <w:bCs w:val="false"/>
-                <w:color w:val="000000"/>
-                <w:sz w:val="19"/>
-                <w:szCs w:val="19"/>
-              </w:rPr>
-              <w:t xml:space="preserve">42,206</w:t>
-            </w:r>
-          </w:p>
-        </w:tc>
-        <w:tc>
-          <w:tcPr>
-            <w:tcW w:type="dxa" w:w="1600"/>
-            <w:tcMar>
-              <w:top w:type="dxa" w:w="80"/>
-              <w:left w:type="dxa" w:w="100"/>
-              <w:bottom w:type="dxa" w:w="80"/>
-              <w:right w:type="dxa" w:w="100"/>
-            </w:tcMar>
-          </w:tcPr>
-          <w:p>
-            <w:pPr>
-              <w:jc w:val="center"/>
-            </w:pPr>
-            <w:r>
-              <w:rPr>
-                <w:rFonts w:ascii="맑은 고딕" w:cs="맑은 고딕" w:eastAsia="맑은 고딕" w:hAnsi="맑은 고딕"/>
-                <w:b w:val="false"/>
-                <w:bCs w:val="false"/>
-                <w:color w:val="000000"/>
-                <w:sz w:val="19"/>
-                <w:szCs w:val="19"/>
-              </w:rPr>
-              <w:t xml:space="preserve">125</w:t>
-            </w:r>
-          </w:p>
-        </w:tc>
-        <w:tc>
-          <w:tcPr>
-            <w:tcW w:type="dxa" w:w="1900"/>
-            <w:shd w:fill="F4CCCC" w:val="clear"/>
-            <w:tcMar>
-              <w:top w:type="dxa" w:w="80"/>
-              <w:left w:type="dxa" w:w="100"/>
-              <w:bottom w:type="dxa" w:w="80"/>
-              <w:right w:type="dxa" w:w="100"/>
-            </w:tcMar>
-          </w:tcPr>
-          <w:p>
-            <w:pPr>
-              <w:jc w:val="center"/>
-            </w:pPr>
-            <w:r>
-              <w:rPr>
-                <w:rFonts w:ascii="맑은 고딕" w:cs="맑은 고딕" w:eastAsia="맑은 고딕" w:hAnsi="맑은 고딕"/>
-                <w:b w:val="false"/>
-                <w:bCs w:val="false"/>
-                <w:color w:val="000000"/>
-                <w:sz w:val="19"/>
-                <w:szCs w:val="19"/>
-              </w:rPr>
-              <w:t xml:space="preserve">12.9%</w:t>
-            </w:r>
-          </w:p>
-        </w:tc>
-        <w:tc>
-          <w:tcPr>
-            <w:tcW w:type="dxa" w:w="2000"/>
-            <w:tcMar>
-              <w:top w:type="dxa" w:w="80"/>
-              <w:left w:type="dxa" w:w="100"/>
-              <w:bottom w:type="dxa" w:w="80"/>
-              <w:right w:type="dxa" w:w="100"/>
-            </w:tcMar>
-          </w:tcPr>
-          <w:p>
-            <w:pPr>
-              <w:jc w:val="center"/>
-            </w:pPr>
-            <w:r>
-              <w:rPr>
-                <w:rFonts w:ascii="맑은 고딕" w:cs="맑은 고딕" w:eastAsia="맑은 고딕" w:hAnsi="맑은 고딕"/>
-                <w:b w:val="false"/>
-                <w:bCs w:val="false"/>
-                <w:color w:val="000000"/>
-                <w:sz w:val="19"/>
-                <w:szCs w:val="19"/>
-              </w:rPr>
-              <w:t xml:space="preserve">4.5%</w:t>
+                <w:sz w:val="17"/>
+                <w:szCs w:val="17"/>
+              </w:rPr>
+              <w:t xml:space="preserve">6.3</w:t>
             </w:r>
           </w:p>
         </w:tc>
@@ -2154,8 +2522,616 @@
     </w:tbl>
     <w:p>
       <w:pPr>
+        <w:spacing w:after="100" w:before="150"/>
+      </w:pPr>
+    </w:p>
+    <w:tbl>
+      <w:tblPr>
+        <w:tblW w:type="dxa" w:w="8900"/>
+        <w:tblBorders>
+          <w:top w:val="single" w:color="auto" w:sz="4"/>
+          <w:left w:val="single" w:color="auto" w:sz="4"/>
+          <w:bottom w:val="single" w:color="auto" w:sz="4"/>
+          <w:right w:val="single" w:color="auto" w:sz="4"/>
+          <w:insideH w:val="single" w:color="auto" w:sz="4"/>
+          <w:insideV w:val="single" w:color="auto" w:sz="4"/>
+        </w:tblBorders>
+      </w:tblPr>
+      <w:tblGrid>
+        <w:gridCol w:w="2300"/>
+        <w:gridCol w:w="1650"/>
+        <w:gridCol w:w="1650"/>
+        <w:gridCol w:w="1650"/>
+        <w:gridCol w:w="1650"/>
+      </w:tblGrid>
+      <w:tr>
+        <w:trPr>
+          <w:tblHeader/>
+        </w:trPr>
+        <w:tc>
+          <w:tcPr>
+            <w:tcW w:type="dxa" w:w="2300"/>
+            <w:shd w:fill="1F3864" w:val="clear"/>
+            <w:tcMar>
+              <w:top w:type="dxa" w:w="80"/>
+              <w:left w:type="dxa" w:w="100"/>
+              <w:bottom w:type="dxa" w:w="80"/>
+              <w:right w:type="dxa" w:w="100"/>
+            </w:tcMar>
+          </w:tcPr>
+          <w:p>
+            <w:pPr>
+              <w:jc w:val="center"/>
+            </w:pPr>
+            <w:r>
+              <w:rPr>
+                <w:rFonts w:ascii="맑은 고딕" w:cs="맑은 고딕" w:eastAsia="맑은 고딕" w:hAnsi="맑은 고딕"/>
+                <w:b/>
+                <w:bCs/>
+                <w:color w:val="FFFFFF"/>
+                <w:sz w:val="19"/>
+                <w:szCs w:val="19"/>
+              </w:rPr>
+              <w:t xml:space="preserve"/>
+            </w:r>
+          </w:p>
+        </w:tc>
+        <w:tc>
+          <w:tcPr>
+            <w:tcW w:type="dxa" w:w="1650"/>
+            <w:shd w:fill="1F3864" w:val="clear"/>
+            <w:tcMar>
+              <w:top w:type="dxa" w:w="80"/>
+              <w:left w:type="dxa" w:w="100"/>
+              <w:bottom w:type="dxa" w:w="80"/>
+              <w:right w:type="dxa" w:w="100"/>
+            </w:tcMar>
+          </w:tcPr>
+          <w:p>
+            <w:pPr>
+              <w:jc w:val="center"/>
+            </w:pPr>
+            <w:r>
+              <w:rPr>
+                <w:rFonts w:ascii="맑은 고딕" w:cs="맑은 고딕" w:eastAsia="맑은 고딕" w:hAnsi="맑은 고딕"/>
+                <w:b/>
+                <w:bCs/>
+                <w:color w:val="FFFFFF"/>
+                <w:sz w:val="19"/>
+                <w:szCs w:val="19"/>
+              </w:rPr>
+              <w:t xml:space="preserve">Ⅰ(저소득·저구매)</w:t>
+            </w:r>
+          </w:p>
+        </w:tc>
+        <w:tc>
+          <w:tcPr>
+            <w:tcW w:type="dxa" w:w="1650"/>
+            <w:shd w:fill="1F3864" w:val="clear"/>
+            <w:tcMar>
+              <w:top w:type="dxa" w:w="80"/>
+              <w:left w:type="dxa" w:w="100"/>
+              <w:bottom w:type="dxa" w:w="80"/>
+              <w:right w:type="dxa" w:w="100"/>
+            </w:tcMar>
+          </w:tcPr>
+          <w:p>
+            <w:pPr>
+              <w:jc w:val="center"/>
+            </w:pPr>
+            <w:r>
+              <w:rPr>
+                <w:rFonts w:ascii="맑은 고딕" w:cs="맑은 고딕" w:eastAsia="맑은 고딕" w:hAnsi="맑은 고딕"/>
+                <w:b/>
+                <w:bCs/>
+                <w:color w:val="FFFFFF"/>
+                <w:sz w:val="19"/>
+                <w:szCs w:val="19"/>
+              </w:rPr>
+              <w:t xml:space="preserve">Ⅱ(고소득·고지출)</w:t>
+            </w:r>
+          </w:p>
+        </w:tc>
+        <w:tc>
+          <w:tcPr>
+            <w:tcW w:type="dxa" w:w="1650"/>
+            <w:shd w:fill="1F3864" w:val="clear"/>
+            <w:tcMar>
+              <w:top w:type="dxa" w:w="80"/>
+              <w:left w:type="dxa" w:w="100"/>
+              <w:bottom w:type="dxa" w:w="80"/>
+              <w:right w:type="dxa" w:w="100"/>
+            </w:tcMar>
+          </w:tcPr>
+          <w:p>
+            <w:pPr>
+              <w:jc w:val="center"/>
+            </w:pPr>
+            <w:r>
+              <w:rPr>
+                <w:rFonts w:ascii="맑은 고딕" w:cs="맑은 고딕" w:eastAsia="맑은 고딕" w:hAnsi="맑은 고딕"/>
+                <w:b/>
+                <w:bCs/>
+                <w:color w:val="FFFFFF"/>
+                <w:sz w:val="19"/>
+                <w:szCs w:val="19"/>
+              </w:rPr>
+              <w:t xml:space="preserve">Ⅲ(자녀다수)</w:t>
+            </w:r>
+          </w:p>
+        </w:tc>
+        <w:tc>
+          <w:tcPr>
+            <w:tcW w:type="dxa" w:w="1650"/>
+            <w:shd w:fill="1F3864" w:val="clear"/>
+            <w:tcMar>
+              <w:top w:type="dxa" w:w="80"/>
+              <w:left w:type="dxa" w:w="100"/>
+              <w:bottom w:type="dxa" w:w="80"/>
+              <w:right w:type="dxa" w:w="100"/>
+            </w:tcMar>
+          </w:tcPr>
+          <w:p>
+            <w:pPr>
+              <w:jc w:val="center"/>
+            </w:pPr>
+            <w:r>
+              <w:rPr>
+                <w:rFonts w:ascii="맑은 고딕" w:cs="맑은 고딕" w:eastAsia="맑은 고딕" w:hAnsi="맑은 고딕"/>
+                <w:b/>
+                <w:bCs/>
+                <w:color w:val="FFFFFF"/>
+                <w:sz w:val="19"/>
+                <w:szCs w:val="19"/>
+              </w:rPr>
+              <w:t xml:space="preserve">Ⅳ(딜민감)</w:t>
+            </w:r>
+          </w:p>
+        </w:tc>
+      </w:tr>
+      <w:tr>
+        <w:trPr>
+          <w:cantSplit/>
+        </w:trPr>
+        <w:tc>
+          <w:tcPr>
+            <w:tcW w:type="dxa" w:w="2300"/>
+            <w:tcMar>
+              <w:top w:type="dxa" w:w="80"/>
+              <w:left w:type="dxa" w:w="100"/>
+              <w:bottom w:type="dxa" w:w="80"/>
+              <w:right w:type="dxa" w:w="100"/>
+            </w:tcMar>
+          </w:tcPr>
+          <w:p>
+            <w:pPr>
+              <w:jc w:val="center"/>
+            </w:pPr>
+            <w:r>
+              <w:rPr>
+                <w:rFonts w:ascii="맑은 고딕" w:cs="맑은 고딕" w:eastAsia="맑은 고딕" w:hAnsi="맑은 고딕"/>
+                <w:b w:val="false"/>
+                <w:bCs w:val="false"/>
+                <w:color w:val="000000"/>
+                <w:sz w:val="19"/>
+                <w:szCs w:val="19"/>
+              </w:rPr>
+              <w:t xml:space="preserve">딜구매횟수(평균)</w:t>
+            </w:r>
+          </w:p>
+        </w:tc>
+        <w:tc>
+          <w:tcPr>
+            <w:tcW w:type="dxa" w:w="1650"/>
+            <w:tcMar>
+              <w:top w:type="dxa" w:w="80"/>
+              <w:left w:type="dxa" w:w="100"/>
+              <w:bottom w:type="dxa" w:w="80"/>
+              <w:right w:type="dxa" w:w="100"/>
+            </w:tcMar>
+          </w:tcPr>
+          <w:p>
+            <w:pPr>
+              <w:jc w:val="center"/>
+            </w:pPr>
+            <w:r>
+              <w:rPr>
+                <w:rFonts w:ascii="맑은 고딕" w:cs="맑은 고딕" w:eastAsia="맑은 고딕" w:hAnsi="맑은 고딕"/>
+                <w:b w:val="false"/>
+                <w:bCs w:val="false"/>
+                <w:color w:val="000000"/>
+                <w:sz w:val="19"/>
+                <w:szCs w:val="19"/>
+              </w:rPr>
+              <w:t xml:space="preserve">1.8</w:t>
+            </w:r>
+          </w:p>
+        </w:tc>
+        <w:tc>
+          <w:tcPr>
+            <w:tcW w:type="dxa" w:w="1650"/>
+            <w:tcMar>
+              <w:top w:type="dxa" w:w="80"/>
+              <w:left w:type="dxa" w:w="100"/>
+              <w:bottom w:type="dxa" w:w="80"/>
+              <w:right w:type="dxa" w:w="100"/>
+            </w:tcMar>
+          </w:tcPr>
+          <w:p>
+            <w:pPr>
+              <w:jc w:val="center"/>
+            </w:pPr>
+            <w:r>
+              <w:rPr>
+                <w:rFonts w:ascii="맑은 고딕" w:cs="맑은 고딕" w:eastAsia="맑은 고딕" w:hAnsi="맑은 고딕"/>
+                <w:b w:val="false"/>
+                <w:bCs w:val="false"/>
+                <w:color w:val="000000"/>
+                <w:sz w:val="19"/>
+                <w:szCs w:val="19"/>
+              </w:rPr>
+              <w:t xml:space="preserve">1.2</w:t>
+            </w:r>
+          </w:p>
+        </w:tc>
+        <w:tc>
+          <w:tcPr>
+            <w:tcW w:type="dxa" w:w="1650"/>
+            <w:tcMar>
+              <w:top w:type="dxa" w:w="80"/>
+              <w:left w:type="dxa" w:w="100"/>
+              <w:bottom w:type="dxa" w:w="80"/>
+              <w:right w:type="dxa" w:w="100"/>
+            </w:tcMar>
+          </w:tcPr>
+          <w:p>
+            <w:pPr>
+              <w:jc w:val="center"/>
+            </w:pPr>
+            <w:r>
+              <w:rPr>
+                <w:rFonts w:ascii="맑은 고딕" w:cs="맑은 고딕" w:eastAsia="맑은 고딕" w:hAnsi="맑은 고딕"/>
+                <w:b w:val="false"/>
+                <w:bCs w:val="false"/>
+                <w:color w:val="000000"/>
+                <w:sz w:val="19"/>
+                <w:szCs w:val="19"/>
+              </w:rPr>
+              <w:t xml:space="preserve">2.3</w:t>
+            </w:r>
+          </w:p>
+        </w:tc>
+        <w:tc>
+          <w:tcPr>
+            <w:tcW w:type="dxa" w:w="1650"/>
+            <w:shd w:fill="FFF2CC" w:val="clear"/>
+            <w:tcMar>
+              <w:top w:type="dxa" w:w="80"/>
+              <w:left w:type="dxa" w:w="100"/>
+              <w:bottom w:type="dxa" w:w="80"/>
+              <w:right w:type="dxa" w:w="100"/>
+            </w:tcMar>
+          </w:tcPr>
+          <w:p>
+            <w:pPr>
+              <w:jc w:val="center"/>
+            </w:pPr>
+            <w:r>
+              <w:rPr>
+                <w:rFonts w:ascii="맑은 고딕" w:cs="맑은 고딕" w:eastAsia="맑은 고딕" w:hAnsi="맑은 고딕"/>
+                <w:b w:val="false"/>
+                <w:bCs w:val="false"/>
+                <w:color w:val="000000"/>
+                <w:sz w:val="19"/>
+                <w:szCs w:val="19"/>
+              </w:rPr>
+              <w:t xml:space="preserve">4.8</w:t>
+            </w:r>
+          </w:p>
+        </w:tc>
+      </w:tr>
+      <w:tr>
+        <w:trPr>
+          <w:cantSplit/>
+        </w:trPr>
+        <w:tc>
+          <w:tcPr>
+            <w:tcW w:type="dxa" w:w="2300"/>
+            <w:tcMar>
+              <w:top w:type="dxa" w:w="80"/>
+              <w:left w:type="dxa" w:w="100"/>
+              <w:bottom w:type="dxa" w:w="80"/>
+              <w:right w:type="dxa" w:w="100"/>
+            </w:tcMar>
+          </w:tcPr>
+          <w:p>
+            <w:pPr>
+              <w:jc w:val="center"/>
+            </w:pPr>
+            <w:r>
+              <w:rPr>
+                <w:rFonts w:ascii="맑은 고딕" w:cs="맑은 고딕" w:eastAsia="맑은 고딕" w:hAnsi="맑은 고딕"/>
+                <w:b w:val="false"/>
+                <w:bCs w:val="false"/>
+                <w:color w:val="000000"/>
+                <w:sz w:val="19"/>
+                <w:szCs w:val="19"/>
+              </w:rPr>
+              <w:t xml:space="preserve">AnyAccepted=1 비율</w:t>
+            </w:r>
+          </w:p>
+        </w:tc>
+        <w:tc>
+          <w:tcPr>
+            <w:tcW w:type="dxa" w:w="1650"/>
+            <w:tcMar>
+              <w:top w:type="dxa" w:w="80"/>
+              <w:left w:type="dxa" w:w="100"/>
+              <w:bottom w:type="dxa" w:w="80"/>
+              <w:right w:type="dxa" w:w="100"/>
+            </w:tcMar>
+          </w:tcPr>
+          <w:p>
+            <w:pPr>
+              <w:jc w:val="center"/>
+            </w:pPr>
+            <w:r>
+              <w:rPr>
+                <w:rFonts w:ascii="맑은 고딕" w:cs="맑은 고딕" w:eastAsia="맑은 고딕" w:hAnsi="맑은 고딕"/>
+                <w:b w:val="false"/>
+                <w:bCs w:val="false"/>
+                <w:color w:val="000000"/>
+                <w:sz w:val="19"/>
+                <w:szCs w:val="19"/>
+              </w:rPr>
+              <w:t xml:space="preserve">9.0%</w:t>
+            </w:r>
+          </w:p>
+        </w:tc>
+        <w:tc>
+          <w:tcPr>
+            <w:tcW w:type="dxa" w:w="1650"/>
+            <w:tcMar>
+              <w:top w:type="dxa" w:w="80"/>
+              <w:left w:type="dxa" w:w="100"/>
+              <w:bottom w:type="dxa" w:w="80"/>
+              <w:right w:type="dxa" w:w="100"/>
+            </w:tcMar>
+          </w:tcPr>
+          <w:p>
+            <w:pPr>
+              <w:jc w:val="center"/>
+            </w:pPr>
+            <w:r>
+              <w:rPr>
+                <w:rFonts w:ascii="맑은 고딕" w:cs="맑은 고딕" w:eastAsia="맑은 고딕" w:hAnsi="맑은 고딕"/>
+                <w:b w:val="false"/>
+                <w:bCs w:val="false"/>
+                <w:color w:val="000000"/>
+                <w:sz w:val="19"/>
+                <w:szCs w:val="19"/>
+              </w:rPr>
+              <w:t xml:space="preserve">38.0%</w:t>
+            </w:r>
+          </w:p>
+        </w:tc>
+        <w:tc>
+          <w:tcPr>
+            <w:tcW w:type="dxa" w:w="1650"/>
+            <w:tcMar>
+              <w:top w:type="dxa" w:w="80"/>
+              <w:left w:type="dxa" w:w="100"/>
+              <w:bottom w:type="dxa" w:w="80"/>
+              <w:right w:type="dxa" w:w="100"/>
+            </w:tcMar>
+          </w:tcPr>
+          <w:p>
+            <w:pPr>
+              <w:jc w:val="center"/>
+            </w:pPr>
+            <w:r>
+              <w:rPr>
+                <w:rFonts w:ascii="맑은 고딕" w:cs="맑은 고딕" w:eastAsia="맑은 고딕" w:hAnsi="맑은 고딕"/>
+                <w:b w:val="false"/>
+                <w:bCs w:val="false"/>
+                <w:color w:val="000000"/>
+                <w:sz w:val="19"/>
+                <w:szCs w:val="19"/>
+              </w:rPr>
+              <w:t xml:space="preserve">7.6%</w:t>
+            </w:r>
+          </w:p>
+        </w:tc>
+        <w:tc>
+          <w:tcPr>
+            <w:tcW w:type="dxa" w:w="1650"/>
+            <w:tcMar>
+              <w:top w:type="dxa" w:w="80"/>
+              <w:left w:type="dxa" w:w="100"/>
+              <w:bottom w:type="dxa" w:w="80"/>
+              <w:right w:type="dxa" w:w="100"/>
+            </w:tcMar>
+          </w:tcPr>
+          <w:p>
+            <w:pPr>
+              <w:jc w:val="center"/>
+            </w:pPr>
+            <w:r>
+              <w:rPr>
+                <w:rFonts w:ascii="맑은 고딕" w:cs="맑은 고딕" w:eastAsia="맑은 고딕" w:hAnsi="맑은 고딕"/>
+                <w:b w:val="false"/>
+                <w:bCs w:val="false"/>
+                <w:color w:val="000000"/>
+                <w:sz w:val="19"/>
+                <w:szCs w:val="19"/>
+              </w:rPr>
+              <w:t xml:space="preserve">24.3%</w:t>
+            </w:r>
+          </w:p>
+        </w:tc>
+      </w:tr>
+      <w:tr>
+        <w:trPr>
+          <w:cantSplit/>
+        </w:trPr>
+        <w:tc>
+          <w:tcPr>
+            <w:tcW w:type="dxa" w:w="2300"/>
+            <w:tcMar>
+              <w:top w:type="dxa" w:w="80"/>
+              <w:left w:type="dxa" w:w="100"/>
+              <w:bottom w:type="dxa" w:w="80"/>
+              <w:right w:type="dxa" w:w="100"/>
+            </w:tcMar>
+          </w:tcPr>
+          <w:p>
+            <w:pPr>
+              <w:jc w:val="center"/>
+            </w:pPr>
+            <w:r>
+              <w:rPr>
+                <w:rFonts w:ascii="맑은 고딕" w:cs="맑은 고딕" w:eastAsia="맑은 고딕" w:hAnsi="맑은 고딕"/>
+                <w:b w:val="false"/>
+                <w:bCs w:val="false"/>
+                <w:color w:val="000000"/>
+                <w:sz w:val="19"/>
+                <w:szCs w:val="19"/>
+              </w:rPr>
+              <w:t xml:space="preserve">Response 비율</w:t>
+            </w:r>
+          </w:p>
+        </w:tc>
+        <w:tc>
+          <w:tcPr>
+            <w:tcW w:type="dxa" w:w="1650"/>
+            <w:tcMar>
+              <w:top w:type="dxa" w:w="80"/>
+              <w:left w:type="dxa" w:w="100"/>
+              <w:bottom w:type="dxa" w:w="80"/>
+              <w:right w:type="dxa" w:w="100"/>
+            </w:tcMar>
+          </w:tcPr>
+          <w:p>
+            <w:pPr>
+              <w:jc w:val="center"/>
+            </w:pPr>
+            <w:r>
+              <w:rPr>
+                <w:rFonts w:ascii="맑은 고딕" w:cs="맑은 고딕" w:eastAsia="맑은 고딕" w:hAnsi="맑은 고딕"/>
+                <w:b w:val="false"/>
+                <w:bCs w:val="false"/>
+                <w:color w:val="000000"/>
+                <w:sz w:val="19"/>
+                <w:szCs w:val="19"/>
+              </w:rPr>
+              <w:t xml:space="preserve">11.6%</w:t>
+            </w:r>
+          </w:p>
+        </w:tc>
+        <w:tc>
+          <w:tcPr>
+            <w:tcW w:type="dxa" w:w="1650"/>
+            <w:tcMar>
+              <w:top w:type="dxa" w:w="80"/>
+              <w:left w:type="dxa" w:w="100"/>
+              <w:bottom w:type="dxa" w:w="80"/>
+              <w:right w:type="dxa" w:w="100"/>
+            </w:tcMar>
+          </w:tcPr>
+          <w:p>
+            <w:pPr>
+              <w:jc w:val="center"/>
+            </w:pPr>
+            <w:r>
+              <w:rPr>
+                <w:rFonts w:ascii="맑은 고딕" w:cs="맑은 고딕" w:eastAsia="맑은 고딕" w:hAnsi="맑은 고딕"/>
+                <w:b w:val="false"/>
+                <w:bCs w:val="false"/>
+                <w:color w:val="000000"/>
+                <w:sz w:val="19"/>
+                <w:szCs w:val="19"/>
+              </w:rPr>
+              <w:t xml:space="preserve">25.2%</w:t>
+            </w:r>
+          </w:p>
+        </w:tc>
+        <w:tc>
+          <w:tcPr>
+            <w:tcW w:type="dxa" w:w="1650"/>
+            <w:tcMar>
+              <w:top w:type="dxa" w:w="80"/>
+              <w:left w:type="dxa" w:w="100"/>
+              <w:bottom w:type="dxa" w:w="80"/>
+              <w:right w:type="dxa" w:w="100"/>
+            </w:tcMar>
+          </w:tcPr>
+          <w:p>
+            <w:pPr>
+              <w:jc w:val="center"/>
+            </w:pPr>
+            <w:r>
+              <w:rPr>
+                <w:rFonts w:ascii="맑은 고딕" w:cs="맑은 고딕" w:eastAsia="맑은 고딕" w:hAnsi="맑은 고딕"/>
+                <w:b w:val="false"/>
+                <w:bCs w:val="false"/>
+                <w:color w:val="000000"/>
+                <w:sz w:val="19"/>
+                <w:szCs w:val="19"/>
+              </w:rPr>
+              <w:t xml:space="preserve">5.4%</w:t>
+            </w:r>
+          </w:p>
+        </w:tc>
+        <w:tc>
+          <w:tcPr>
+            <w:tcW w:type="dxa" w:w="1650"/>
+            <w:tcMar>
+              <w:top w:type="dxa" w:w="80"/>
+              <w:left w:type="dxa" w:w="100"/>
+              <w:bottom w:type="dxa" w:w="80"/>
+              <w:right w:type="dxa" w:w="100"/>
+            </w:tcMar>
+          </w:tcPr>
+          <w:p>
+            <w:pPr>
+              <w:jc w:val="center"/>
+            </w:pPr>
+            <w:r>
+              <w:rPr>
+                <w:rFonts w:ascii="맑은 고딕" w:cs="맑은 고딕" w:eastAsia="맑은 고딕" w:hAnsi="맑은 고딕"/>
+                <w:b w:val="false"/>
+                <w:bCs w:val="false"/>
+                <w:color w:val="000000"/>
+                <w:sz w:val="19"/>
+                <w:szCs w:val="19"/>
+              </w:rPr>
+              <w:t xml:space="preserve">15.8%</w:t>
+            </w:r>
+          </w:p>
+        </w:tc>
+      </w:tr>
+    </w:tbl>
+    <w:p>
+      <w:pPr>
         <w:spacing w:after="100" w:before="200"/>
       </w:pPr>
+    </w:p>
+    <w:p>
+      <w:pPr>
+        <w:pStyle w:val="Heading2"/>
+        <w:spacing w:after="120" w:before="300"/>
+      </w:pPr>
+      <w:r>
+        <w:rPr>
+          <w:rFonts w:ascii="맑은 고딕" w:cs="맑은 고딕" w:eastAsia="맑은 고딕" w:hAnsi="맑은 고딕"/>
+          <w:b/>
+          <w:bCs/>
+          <w:color w:val="2E74B5"/>
+          <w:sz w:val="24"/>
+          <w:szCs w:val="24"/>
+        </w:rPr>
+        <w:t xml:space="preserve">6.3 세그먼트별 실제 판별 근거</w:t>
+      </w:r>
     </w:p>
     <w:p>
       <w:pPr>
@@ -2167,7 +3143,352 @@
           <w:sz w:val="21"/>
           <w:szCs w:val="21"/>
         </w:rPr>
-        <w:t xml:space="preserve">세그먼트 D(중저소득·저참여)는 참여이력 유무와 무관하게 전 구간 반응률이 가장 낮다(4.5～12.9%). 반면 세그먼트 A·B·C는 참여이력이 있을 때 반응률이 35～48%로 크게 상승한다. 세그먼트 간 격차 비율이 4.76배로, 연관성이 균일하지 않고 특정 세그먼트에 집중되어 있음을 확인했다(H3 성립).</w:t>
+        <w:t xml:space="preserve">아래는 각 세그먼트를 실제로 갈라낸 피처를 표준화 값(z-score) 기준 영향력 순으로 정리한 것이다. 세그먼트 이름은 이 표를 근거로 붙였다.</w:t>
+      </w:r>
+    </w:p>
+    <w:tbl>
+      <w:tblPr>
+        <w:tblW w:type="dxa" w:w="9500"/>
+        <w:tblBorders>
+          <w:top w:val="single" w:color="auto" w:sz="4"/>
+          <w:left w:val="single" w:color="auto" w:sz="4"/>
+          <w:bottom w:val="single" w:color="auto" w:sz="4"/>
+          <w:right w:val="single" w:color="auto" w:sz="4"/>
+          <w:insideH w:val="single" w:color="auto" w:sz="4"/>
+          <w:insideV w:val="single" w:color="auto" w:sz="4"/>
+        </w:tblBorders>
+      </w:tblPr>
+      <w:tblGrid>
+        <w:gridCol w:w="1200"/>
+        <w:gridCol w:w="8300"/>
+      </w:tblGrid>
+      <w:tr>
+        <w:trPr>
+          <w:tblHeader/>
+        </w:trPr>
+        <w:tc>
+          <w:tcPr>
+            <w:tcW w:type="dxa" w:w="1200"/>
+            <w:shd w:fill="1F3864" w:val="clear"/>
+            <w:tcMar>
+              <w:top w:type="dxa" w:w="80"/>
+              <w:left w:type="dxa" w:w="100"/>
+              <w:bottom w:type="dxa" w:w="80"/>
+              <w:right w:type="dxa" w:w="100"/>
+            </w:tcMar>
+          </w:tcPr>
+          <w:p>
+            <w:pPr>
+              <w:jc w:val="center"/>
+            </w:pPr>
+            <w:r>
+              <w:rPr>
+                <w:rFonts w:ascii="맑은 고딕" w:cs="맑은 고딕" w:eastAsia="맑은 고딕" w:hAnsi="맑은 고딕"/>
+                <w:b/>
+                <w:bCs/>
+                <w:color w:val="FFFFFF"/>
+                <w:sz w:val="19"/>
+                <w:szCs w:val="19"/>
+              </w:rPr>
+              <w:t xml:space="preserve">세그먼트</w:t>
+            </w:r>
+          </w:p>
+        </w:tc>
+        <w:tc>
+          <w:tcPr>
+            <w:tcW w:type="dxa" w:w="8300"/>
+            <w:shd w:fill="1F3864" w:val="clear"/>
+            <w:tcMar>
+              <w:top w:type="dxa" w:w="80"/>
+              <w:left w:type="dxa" w:w="100"/>
+              <w:bottom w:type="dxa" w:w="80"/>
+              <w:right w:type="dxa" w:w="100"/>
+            </w:tcMar>
+          </w:tcPr>
+          <w:p>
+            <w:pPr>
+              <w:jc w:val="center"/>
+            </w:pPr>
+            <w:r>
+              <w:rPr>
+                <w:rFonts w:ascii="맑은 고딕" w:cs="맑은 고딕" w:eastAsia="맑은 고딕" w:hAnsi="맑은 고딕"/>
+                <w:b/>
+                <w:bCs/>
+                <w:color w:val="FFFFFF"/>
+                <w:sz w:val="19"/>
+                <w:szCs w:val="19"/>
+              </w:rPr>
+              <w:t xml:space="preserve">실제 판별 피처 (|z-score| 큰 순, 클러스터링은 8개 피처 전체를 동시에 사용)</w:t>
+            </w:r>
+          </w:p>
+        </w:tc>
+      </w:tr>
+      <w:tr>
+        <w:trPr>
+          <w:cantSplit/>
+        </w:trPr>
+        <w:tc>
+          <w:tcPr>
+            <w:tcW w:type="dxa" w:w="1200"/>
+            <w:tcMar>
+              <w:top w:type="dxa" w:w="80"/>
+              <w:left w:type="dxa" w:w="100"/>
+              <w:bottom w:type="dxa" w:w="80"/>
+              <w:right w:type="dxa" w:w="100"/>
+            </w:tcMar>
+          </w:tcPr>
+          <w:p>
+            <w:pPr>
+              <w:jc w:val="left"/>
+            </w:pPr>
+            <w:r>
+              <w:rPr>
+                <w:rFonts w:ascii="맑은 고딕" w:cs="맑은 고딕" w:eastAsia="맑은 고딕" w:hAnsi="맑은 고딕"/>
+                <w:b w:val="false"/>
+                <w:bCs w:val="false"/>
+                <w:color w:val="000000"/>
+                <w:sz w:val="19"/>
+                <w:szCs w:val="19"/>
+              </w:rPr>
+              <w:t xml:space="preserve">Ⅰ</w:t>
+            </w:r>
+          </w:p>
+        </w:tc>
+        <w:tc>
+          <w:tcPr>
+            <w:tcW w:type="dxa" w:w="8300"/>
+            <w:tcMar>
+              <w:top w:type="dxa" w:w="80"/>
+              <w:left w:type="dxa" w:w="100"/>
+              <w:bottom w:type="dxa" w:w="80"/>
+              <w:right w:type="dxa" w:w="100"/>
+            </w:tcMar>
+          </w:tcPr>
+          <w:p>
+            <w:pPr>
+              <w:jc w:val="left"/>
+            </w:pPr>
+            <w:r>
+              <w:rPr>
+                <w:rFonts w:ascii="맑은 고딕" w:cs="맑은 고딕" w:eastAsia="맑은 고딕" w:hAnsi="맑은 고딕"/>
+                <w:b w:val="false"/>
+                <w:bCs w:val="false"/>
+                <w:color w:val="000000"/>
+                <w:sz w:val="19"/>
+                <w:szCs w:val="19"/>
+              </w:rPr>
+              <w:t xml:space="preserve">소득 ↓↓ (-0.99) · 총구매횟수 ↓↓ (-0.89) · 총지출 ↓ (-0.83) · 연령 ↓ (-0.71) · 웹방문수 ↑ (+0.60)</w:t>
+            </w:r>
+          </w:p>
+        </w:tc>
+      </w:tr>
+      <w:tr>
+        <w:trPr>
+          <w:cantSplit/>
+        </w:trPr>
+        <w:tc>
+          <w:tcPr>
+            <w:tcW w:type="dxa" w:w="1200"/>
+            <w:tcMar>
+              <w:top w:type="dxa" w:w="80"/>
+              <w:left w:type="dxa" w:w="100"/>
+              <w:bottom w:type="dxa" w:w="80"/>
+              <w:right w:type="dxa" w:w="100"/>
+            </w:tcMar>
+          </w:tcPr>
+          <w:p>
+            <w:pPr>
+              <w:jc w:val="left"/>
+            </w:pPr>
+            <w:r>
+              <w:rPr>
+                <w:rFonts w:ascii="맑은 고딕" w:cs="맑은 고딕" w:eastAsia="맑은 고딕" w:hAnsi="맑은 고딕"/>
+                <w:b w:val="false"/>
+                <w:bCs w:val="false"/>
+                <w:color w:val="000000"/>
+                <w:sz w:val="19"/>
+                <w:szCs w:val="19"/>
+              </w:rPr>
+              <w:t xml:space="preserve">Ⅱ</w:t>
+            </w:r>
+          </w:p>
+        </w:tc>
+        <w:tc>
+          <w:tcPr>
+            <w:tcW w:type="dxa" w:w="8300"/>
+            <w:tcMar>
+              <w:top w:type="dxa" w:w="80"/>
+              <w:left w:type="dxa" w:w="100"/>
+              <w:bottom w:type="dxa" w:w="80"/>
+              <w:right w:type="dxa" w:w="100"/>
+            </w:tcMar>
+          </w:tcPr>
+          <w:p>
+            <w:pPr>
+              <w:jc w:val="left"/>
+            </w:pPr>
+            <w:r>
+              <w:rPr>
+                <w:rFonts w:ascii="맑은 고딕" w:cs="맑은 고딕" w:eastAsia="맑은 고딕" w:hAnsi="맑은 고딕"/>
+                <w:b w:val="false"/>
+                <w:bCs w:val="false"/>
+                <w:color w:val="000000"/>
+                <w:sz w:val="19"/>
+                <w:szCs w:val="19"/>
+              </w:rPr>
+              <w:t xml:space="preserve">총지출 ↑↑ (+1.11) · 소득 ↑↑ (+1.06) · 웹방문수 ↓↓ (-1.00) · 자녀수 ↓↓ (-0.91) · 총구매횟수 ↑ (+0.90) · 딜구매 ↓ (-0.59)</w:t>
+            </w:r>
+          </w:p>
+        </w:tc>
+      </w:tr>
+      <w:tr>
+        <w:trPr>
+          <w:cantSplit/>
+        </w:trPr>
+        <w:tc>
+          <w:tcPr>
+            <w:tcW w:type="dxa" w:w="1200"/>
+            <w:tcMar>
+              <w:top w:type="dxa" w:w="80"/>
+              <w:left w:type="dxa" w:w="100"/>
+              <w:bottom w:type="dxa" w:w="80"/>
+              <w:right w:type="dxa" w:w="100"/>
+            </w:tcMar>
+          </w:tcPr>
+          <w:p>
+            <w:pPr>
+              <w:jc w:val="left"/>
+            </w:pPr>
+            <w:r>
+              <w:rPr>
+                <w:rFonts w:ascii="맑은 고딕" w:cs="맑은 고딕" w:eastAsia="맑은 고딕" w:hAnsi="맑은 고딕"/>
+                <w:b w:val="false"/>
+                <w:bCs w:val="false"/>
+                <w:color w:val="000000"/>
+                <w:sz w:val="19"/>
+                <w:szCs w:val="19"/>
+              </w:rPr>
+              <w:t xml:space="preserve">Ⅲ</w:t>
+            </w:r>
+          </w:p>
+        </w:tc>
+        <w:tc>
+          <w:tcPr>
+            <w:tcW w:type="dxa" w:w="8300"/>
+            <w:tcMar>
+              <w:top w:type="dxa" w:w="80"/>
+              <w:left w:type="dxa" w:w="100"/>
+              <w:bottom w:type="dxa" w:w="80"/>
+              <w:right w:type="dxa" w:w="100"/>
+            </w:tcMar>
+          </w:tcPr>
+          <w:p>
+            <w:pPr>
+              <w:jc w:val="left"/>
+            </w:pPr>
+            <w:r>
+              <w:rPr>
+                <w:rFonts w:ascii="맑은 고딕" w:cs="맑은 고딕" w:eastAsia="맑은 고딕" w:hAnsi="맑은 고딕"/>
+                <w:b w:val="false"/>
+                <w:bCs w:val="false"/>
+                <w:color w:val="000000"/>
+                <w:sz w:val="19"/>
+                <w:szCs w:val="19"/>
+              </w:rPr>
+              <w:t xml:space="preserve">자녀수 ↑↑ (+1.13) · 총구매횟수 ↓ (-0.82) · 총지출 ↓ (-0.80) · 연령 ↑ (+0.53)</w:t>
+            </w:r>
+          </w:p>
+        </w:tc>
+      </w:tr>
+      <w:tr>
+        <w:trPr>
+          <w:cantSplit/>
+        </w:trPr>
+        <w:tc>
+          <w:tcPr>
+            <w:tcW w:type="dxa" w:w="1200"/>
+            <w:tcMar>
+              <w:top w:type="dxa" w:w="80"/>
+              <w:left w:type="dxa" w:w="100"/>
+              <w:bottom w:type="dxa" w:w="80"/>
+              <w:right w:type="dxa" w:w="100"/>
+            </w:tcMar>
+          </w:tcPr>
+          <w:p>
+            <w:pPr>
+              <w:jc w:val="left"/>
+            </w:pPr>
+            <w:r>
+              <w:rPr>
+                <w:rFonts w:ascii="맑은 고딕" w:cs="맑은 고딕" w:eastAsia="맑은 고딕" w:hAnsi="맑은 고딕"/>
+                <w:b w:val="false"/>
+                <w:bCs w:val="false"/>
+                <w:color w:val="000000"/>
+                <w:sz w:val="19"/>
+                <w:szCs w:val="19"/>
+              </w:rPr>
+              <w:t xml:space="preserve">Ⅳ</w:t>
+            </w:r>
+          </w:p>
+        </w:tc>
+        <w:tc>
+          <w:tcPr>
+            <w:tcW w:type="dxa" w:w="8300"/>
+            <w:tcMar>
+              <w:top w:type="dxa" w:w="80"/>
+              <w:left w:type="dxa" w:w="100"/>
+              <w:bottom w:type="dxa" w:w="80"/>
+              <w:right w:type="dxa" w:w="100"/>
+            </w:tcMar>
+          </w:tcPr>
+          <w:p>
+            <w:pPr>
+              <w:jc w:val="left"/>
+            </w:pPr>
+            <w:r>
+              <w:rPr>
+                <w:rFonts w:ascii="맑은 고딕" w:cs="맑은 고딕" w:eastAsia="맑은 고딕" w:hAnsi="맑은 고딕"/>
+                <w:b w:val="false"/>
+                <w:bCs w:val="false"/>
+                <w:color w:val="000000"/>
+                <w:sz w:val="19"/>
+                <w:szCs w:val="19"/>
+              </w:rPr>
+              <w:t xml:space="preserve">딜구매횟수 ↑↑ (+1.25) · 총구매횟수 ↑ (+0.68)</w:t>
+            </w:r>
+          </w:p>
+        </w:tc>
+      </w:tr>
+    </w:tbl>
+    <w:p>
+      <w:pPr>
+        <w:spacing w:after="100" w:before="200"/>
+      </w:pPr>
+    </w:p>
+    <w:p>
+      <w:pPr>
+        <w:spacing w:after="140" w:line="300"/>
+      </w:pPr>
+      <w:r>
+        <w:rPr>
+          <w:rFonts w:ascii="맑은 고딕" w:cs="맑은 고딕" w:eastAsia="맑은 고딕" w:hAnsi="맑은 고딕"/>
+          <w:sz w:val="21"/>
+          <w:szCs w:val="21"/>
+        </w:rPr>
+        <w:t xml:space="preserve">세그먼트 Ⅱ는 AnyAccepted=1 비율이 38.0%로 가장 높게 관찰되지만, 이는 클러스터링 결과 나타난 특성이지 클러스터를 나눈 기준이 아니다. 세그먼트 Ⅱ를 실제로 규정하는 것은 총지출·소득·낮은 웹방문수·적은 자녀수다. 세그먼트 Ⅳ는 딜구매횟수(평균 4.8회, 전체 중 최고)가 가장 두드러지는 프로모션 민감형으로, 이전 버전에서 "중고소득"으로만 불렸던 이름은 이 핵심 특성을 반영하지 못했다.</w:t>
+      </w:r>
+    </w:p>
+    <w:p>
+      <w:pPr>
+        <w:spacing w:after="140" w:line="300"/>
+      </w:pPr>
+      <w:r>
+        <w:rPr>
+          <w:rFonts w:ascii="맑은 고딕" w:cs="맑은 고딕" w:eastAsia="맑은 고딕" w:hAnsi="맑은 고딕"/>
+          <w:sz w:val="21"/>
+          <w:szCs w:val="21"/>
+        </w:rPr>
+        <w:t xml:space="preserve">세그먼트 Ⅲ(자녀다수·저구매)는 참여이력 유무와 무관하게 전 구간 반응률이 가장 낮다(4.5～12.9%). 세그먼트 Ⅰ·Ⅱ·Ⅳ는 참여이력이 있을 때 반응률이 35～48%로 크게 상승한다. 세그먼트 간 격차 비율이 4.76배로, 연관성이 균일하지 않고 특정 세그먼트에 집중되어 있음을 확인했다(H3 성립).</w:t>
       </w:r>
     </w:p>
     <w:p>
@@ -2368,6 +3689,9 @@
         </w:tc>
       </w:tr>
       <w:tr>
+        <w:trPr>
+          <w:cantSplit/>
+        </w:trPr>
         <w:tc>
           <w:tcPr>
             <w:tcW w:type="dxa" w:w="2600"/>
@@ -2391,7 +3715,7 @@
                 <w:sz w:val="19"/>
                 <w:szCs w:val="19"/>
               </w:rPr>
-              <w:t xml:space="preserve">B × AnyAccepted=1</w:t>
+              <w:t xml:space="preserve">Ⅰ × AnyAccepted=1</w:t>
             </w:r>
           </w:p>
         </w:tc>
@@ -2506,6 +3830,9 @@
         </w:tc>
       </w:tr>
       <w:tr>
+        <w:trPr>
+          <w:cantSplit/>
+        </w:trPr>
         <w:tc>
           <w:tcPr>
             <w:tcW w:type="dxa" w:w="2600"/>
@@ -2529,7 +3856,7 @@
                 <w:sz w:val="19"/>
                 <w:szCs w:val="19"/>
               </w:rPr>
-              <w:t xml:space="preserve">A × AnyAccepted=1</w:t>
+              <w:t xml:space="preserve">Ⅱ × AnyAccepted=1</w:t>
             </w:r>
           </w:p>
         </w:tc>
@@ -2644,6 +3971,9 @@
         </w:tc>
       </w:tr>
       <w:tr>
+        <w:trPr>
+          <w:cantSplit/>
+        </w:trPr>
         <w:tc>
           <w:tcPr>
             <w:tcW w:type="dxa" w:w="2600"/>
@@ -2667,7 +3997,7 @@
                 <w:sz w:val="19"/>
                 <w:szCs w:val="19"/>
               </w:rPr>
-              <w:t xml:space="preserve">C × AnyAccepted=1</w:t>
+              <w:t xml:space="preserve">Ⅳ × AnyAccepted=1</w:t>
             </w:r>
           </w:p>
         </w:tc>
@@ -2782,6 +4112,9 @@
         </w:tc>
       </w:tr>
       <w:tr>
+        <w:trPr>
+          <w:cantSplit/>
+        </w:trPr>
         <w:tc>
           <w:tcPr>
             <w:tcW w:type="dxa" w:w="2600"/>
@@ -2805,7 +4138,7 @@
                 <w:sz w:val="19"/>
                 <w:szCs w:val="19"/>
               </w:rPr>
-              <w:t xml:space="preserve">D × AnyAccepted=1</w:t>
+              <w:t xml:space="preserve">Ⅲ × AnyAccepted=1</w:t>
             </w:r>
           </w:p>
         </w:tc>
@@ -2920,6 +4253,9 @@
         </w:tc>
       </w:tr>
       <w:tr>
+        <w:trPr>
+          <w:cantSplit/>
+        </w:trPr>
         <w:tc>
           <w:tcPr>
             <w:tcW w:type="dxa" w:w="2600"/>
@@ -3073,7 +4409,7 @@
           <w:sz w:val="21"/>
           <w:szCs w:val="21"/>
         </w:rPr>
-        <w:t xml:space="preserve">흑자 조합 3개(B×1, A×1, C×1)의 예상 순이익 합은 ＋＄705이다. 전체 무차별 발송 시 예상 순손실(약 −＄3,046, 원본 표본 기준)과 비교하면, 세그먼트×참여이력 교차 타겟팅만으로 약 ＄3,750 규모의 개선이 가능하다.</w:t>
+        <w:t xml:space="preserve">흑자 조합 3개(Ⅰ×1, Ⅱ×1, Ⅳ×1)의 예상 순이익 합은 ＋＄705이다. 전체 무차별 발송 시 예상 순손실(약 −＄3,046, 원본 표본 기준)과 비교하면, 세그먼트×참여이력 교차 타겟팅만으로 약 ＄3,750 규모의 개선이 가능하다.</w:t>
       </w:r>
     </w:p>
     <w:p>
@@ -3094,7 +4430,7 @@
           <w:sz w:val="20"/>
           <w:szCs w:val="20"/>
         </w:rPr>
-        <w:t xml:space="preserve">실행 제안: 1순위 세그먼트 B×AnyAccepted=1(n=52), 2순위 세그먼트 A×AnyAccepted=1(n=234, 표본 규모와 수익성을 모두 갖춘 주력 타겟). 세그먼트 D는 참여이력과 무관하게 투자 후순위.</w:t>
+        <w:t xml:space="preserve">실행 제안: 1순위 세그먼트 Ⅰ(저소득·저구매형)×AnyAccepted=1(n=52), 2순위 세그먼트 Ⅱ(고소득·고지출형)×AnyAccepted=1(n=234, 표본 규모와 수익성을 모두 갖춘 주력 타겟). 세그먼트 Ⅲ(자녀다수·저구매형)은 참여이력과 무관하게 투자 후순위.</w:t>
       </w:r>
     </w:p>
     <w:p>
